--- a/(e)CRF/Per nummer/09b_Werkinstructie drukmeting (SOP Novel pedar).docx
+++ b/(e)CRF/Per nummer/09b_Werkinstructie drukmeting (SOP Novel pedar).docx
@@ -104,7 +104,7 @@
           <w:i/>
           <w:sz w:val="20"/>
         </w:rPr>
-        <w:t>Deze werkinstructie hoort bij eCRF 09 (drukmeting baseline) en eCRF 24 (drukherverdeling voetorthese). Software: novel studio v1.20.0.340.</w:t>
+        <w:t>Hoort bij eCRF 09 (drukmeting baseline) en eCRF 24 (drukherverdeling voetorthese). Software: novel studio v1.20.0.340.</w:t>
       </w:r>
     </w:p>
     <w:p>
@@ -117,61 +117,102 @@
           <w:b/>
           <w:sz w:val="24"/>
         </w:rPr>
-        <w:t>0. Wat je nodig hebt</w:t>
+        <w:t>1. De opstelling</w:t>
       </w:r>
     </w:p>
     <w:p>
       <w:pPr>
-        <w:pStyle w:val="ListBullet"/>
-        <w:ind w:left="397"/>
+        <w:keepNext/>
+        <w:spacing w:before="160"/>
       </w:pPr>
       <w:r>
-        <w:t>Twee pedar-inlegzolen, links en rechts, in de maat van de deelnemer</w:t>
+        <w:rPr>
+          <w:b/>
+          <w:sz w:val="18"/>
+        </w:rPr>
+        <w:t>Figure 1: De router op de rand van het looppad</w:t>
       </w:r>
     </w:p>
     <w:p>
       <w:pPr>
-        <w:pStyle w:val="ListBullet"/>
-        <w:ind w:left="397"/>
+        <w:spacing w:after="160"/>
+        <w:jc w:val="center"/>
       </w:pPr>
       <w:r>
-        <w:t>De plidar-router (netwerk plidarRouterE046) — aan en binnen bereik</w:t>
+        <w:drawing>
+          <wp:inline xmlns:a="http://schemas.openxmlformats.org/drawingml/2006/main" xmlns:pic="http://schemas.openxmlformats.org/drawingml/2006/picture">
+            <wp:extent cx="3420000" cy="2563614"/>
+            <wp:docPr id="1" name="Picture 1"/>
+            <wp:cNvGraphicFramePr>
+              <a:graphicFrameLocks noChangeAspect="1"/>
+            </wp:cNvGraphicFramePr>
+            <a:graphic>
+              <a:graphicData uri="http://schemas.openxmlformats.org/drawingml/2006/picture">
+                <pic:pic>
+                  <pic:nvPicPr>
+                    <pic:cNvPr id="0" name="20260910_100935.jpg"/>
+                    <pic:cNvPicPr/>
+                  </pic:nvPicPr>
+                  <pic:blipFill>
+                    <a:blip r:embed="rId10"/>
+                    <a:stretch>
+                      <a:fillRect/>
+                    </a:stretch>
+                  </pic:blipFill>
+                  <pic:spPr>
+                    <a:xfrm>
+                      <a:off x="0" y="0"/>
+                      <a:ext cx="3420000" cy="2563614"/>
+                    </a:xfrm>
+                    <a:prstGeom prst="rect"/>
+                  </pic:spPr>
+                </pic:pic>
+              </a:graphicData>
+            </a:graphic>
+          </wp:inline>
+        </w:drawing>
       </w:r>
     </w:p>
     <w:p>
       <w:pPr>
-        <w:pStyle w:val="ListBullet"/>
-        <w:ind w:left="397"/>
+        <w:ind w:left="397" w:hanging="397"/>
       </w:pPr>
       <w:r>
-        <w:t>Laptop met novel studio en de configuratiebestanden van beide zolen</w:t>
+        <w:rPr>
+          <w:b/>
+        </w:rPr>
+        <w:t xml:space="preserve">1. </w:t>
+      </w:r>
+      <w:r>
+        <w:t>Zet de router aan. Het netwerk heet plidarRouterE046; de toestellen praten daarover met de laptop.</w:t>
       </w:r>
     </w:p>
     <w:p>
       <w:pPr>
-        <w:pStyle w:val="ListBullet"/>
-        <w:ind w:left="397"/>
+        <w:ind w:left="397" w:hanging="397"/>
       </w:pPr>
       <w:r>
-        <w:t>Dunne, naadloze katoenen sokken — voor elke deelnemer hetzelfde type</w:t>
+        <w:rPr>
+          <w:b/>
+        </w:rPr>
+        <w:t xml:space="preserve">2. </w:t>
+      </w:r>
+      <w:r>
+        <w:t>Zorg voor een vlakke looproute van minstens 10 meter, vrij van obstakels, binnen bereik van de router.</w:t>
       </w:r>
     </w:p>
     <w:p>
       <w:pPr>
-        <w:pStyle w:val="ListBullet"/>
-        <w:ind w:left="397"/>
+        <w:ind w:left="397" w:hanging="397"/>
       </w:pPr>
       <w:r>
-        <w:t>Een vlakke looproute van minstens 10 meter</w:t>
+        <w:rPr>
+          <w:b/>
+        </w:rPr>
+        <w:t xml:space="preserve">3. </w:t>
       </w:r>
-    </w:p>
-    <w:p>
-      <w:pPr>
-        <w:pStyle w:val="ListBullet"/>
-        <w:ind w:left="397"/>
-      </w:pPr>
       <w:r>
-        <w:t>Het schoeisel van de deelnemer, én de CMFO</w:t>
+        <w:t>Start novel studio op de laptop.</w:t>
       </w:r>
     </w:p>
     <w:p>
@@ -184,7 +225,17 @@
           <w:b/>
           <w:sz w:val="24"/>
         </w:rPr>
-        <w:t>1. Toestellen verbinden</w:t>
+        <w:t>2. De juiste zool kiezen — dit is de belangrijkste stap</w:t>
+      </w:r>
+    </w:p>
+    <w:p>
+      <w:r>
+        <w:rPr>
+          <w:b/>
+          <w:i w:val="0"/>
+          <w:sz w:val="20"/>
+        </w:rPr>
+        <w:t>Elke zool heeft een eigen maat én een eigen kalibratie. Kies je de verkeerde zool of het verkeerde configuratiebestand, dan meet de software gewoon door en geeft ze verkeerde drukwaarden zonder te waarschuwen. Er is geen controle die dat achteraf vangt.</w:t>
       </w:r>
     </w:p>
     <w:p>
@@ -197,7 +248,614 @@
           <w:b/>
           <w:sz w:val="18"/>
         </w:rPr>
-        <w:t>Figure 1: Manage Devices — toestellen nog niet verbonden</w:t>
+        <w:t>Figure 2: Het label op de zool: XW.830R — maat XW, nummer 830, rechts</w:t>
+      </w:r>
+    </w:p>
+    <w:p>
+      <w:pPr>
+        <w:spacing w:after="160"/>
+        <w:jc w:val="center"/>
+      </w:pPr>
+      <w:r>
+        <w:drawing>
+          <wp:inline xmlns:a="http://schemas.openxmlformats.org/drawingml/2006/main" xmlns:pic="http://schemas.openxmlformats.org/drawingml/2006/picture">
+            <wp:extent cx="2880000" cy="2160000"/>
+            <wp:docPr id="2" name="Picture 2"/>
+            <wp:cNvGraphicFramePr>
+              <a:graphicFrameLocks noChangeAspect="1"/>
+            </wp:cNvGraphicFramePr>
+            <a:graphic>
+              <a:graphicData uri="http://schemas.openxmlformats.org/drawingml/2006/picture">
+                <pic:pic>
+                  <pic:nvPicPr>
+                    <pic:cNvPr id="0" name="20260910_101052.jpg"/>
+                    <pic:cNvPicPr/>
+                  </pic:nvPicPr>
+                  <pic:blipFill>
+                    <a:blip r:embed="rId11"/>
+                    <a:stretch>
+                      <a:fillRect/>
+                    </a:stretch>
+                  </pic:blipFill>
+                  <pic:spPr>
+                    <a:xfrm>
+                      <a:off x="0" y="0"/>
+                      <a:ext cx="2880000" cy="2160000"/>
+                    </a:xfrm>
+                    <a:prstGeom prst="rect"/>
+                  </pic:spPr>
+                </pic:pic>
+              </a:graphicData>
+            </a:graphic>
+          </wp:inline>
+        </w:drawing>
+      </w:r>
+    </w:p>
+    <w:p>
+      <w:pPr>
+        <w:ind w:left="340"/>
+      </w:pPr>
+      <w:r>
+        <w:rPr>
+          <w:b w:val="0"/>
+          <w:i w:val="0"/>
+          <w:sz w:val="20"/>
+        </w:rPr>
+        <w:t>Het label leest van links naar rechts: de maat (XW), het volgnummer van deze zool (830) en de kant (R). Dat is precies de code die in de naam van het configuratiebestand terugkomt: plidar-G026R_xw830R.</w:t>
+      </w:r>
+    </w:p>
+    <w:p>
+      <w:r>
+        <w:rPr>
+          <w:b w:val="0"/>
+          <w:i w:val="0"/>
+          <w:sz w:val="20"/>
+        </w:rPr>
+      </w:r>
+    </w:p>
+    <w:p>
+      <w:r>
+        <w:rPr>
+          <w:b/>
+          <w:i w:val="0"/>
+          <w:sz w:val="20"/>
+        </w:rPr>
+        <w:t>De studie heeft vijf maten in huis, allemaal wide (W):</w:t>
+      </w:r>
+    </w:p>
+    <w:tbl>
+      <w:tblPr>
+        <w:tblStyle w:val="TableGrid"/>
+        <w:tblW w:type="auto" w:w="0"/>
+        <w:jc w:val="left"/>
+        <w:tblLook w:firstColumn="1" w:firstRow="1" w:lastColumn="0" w:lastRow="0" w:noHBand="0" w:noVBand="1" w:val="04A0"/>
+      </w:tblPr>
+      <w:tblGrid>
+        <w:gridCol w:w="2268"/>
+        <w:gridCol w:w="2268"/>
+        <w:gridCol w:w="2268"/>
+        <w:gridCol w:w="2268"/>
+      </w:tblGrid>
+      <w:tr>
+        <w:tc>
+          <w:tcPr>
+            <w:tcW w:type="dxa" w:w="1247"/>
+          </w:tcPr>
+          <w:p>
+            <w:r/>
+            <w:r>
+              <w:rPr>
+                <w:b/>
+                <w:sz w:val="18"/>
+              </w:rPr>
+              <w:t>Maat</w:t>
+            </w:r>
+          </w:p>
+        </w:tc>
+        <w:tc>
+          <w:tcPr>
+            <w:tcW w:type="dxa" w:w="1928"/>
+          </w:tcPr>
+          <w:p>
+            <w:r/>
+            <w:r>
+              <w:rPr>
+                <w:b/>
+                <w:sz w:val="18"/>
+              </w:rPr>
+              <w:t>EU-schoenmaat</w:t>
+            </w:r>
+          </w:p>
+        </w:tc>
+        <w:tc>
+          <w:tcPr>
+            <w:tcW w:type="dxa" w:w="2268"/>
+          </w:tcPr>
+          <w:p>
+            <w:r/>
+            <w:r>
+              <w:rPr>
+                <w:b/>
+                <w:sz w:val="18"/>
+              </w:rPr>
+              <w:t>Zool links</w:t>
+            </w:r>
+          </w:p>
+        </w:tc>
+        <w:tc>
+          <w:tcPr>
+            <w:tcW w:type="dxa" w:w="2268"/>
+          </w:tcPr>
+          <w:p>
+            <w:r/>
+            <w:r>
+              <w:rPr>
+                <w:b/>
+                <w:sz w:val="18"/>
+              </w:rPr>
+              <w:t>Zool rechts</w:t>
+            </w:r>
+          </w:p>
+        </w:tc>
+      </w:tr>
+      <w:tr>
+        <w:tc>
+          <w:tcPr>
+            <w:tcW w:type="dxa" w:w="1247"/>
+          </w:tcPr>
+          <w:p>
+            <w:r/>
+            <w:r>
+              <w:rPr>
+                <w:sz w:val="18"/>
+              </w:rPr>
+              <w:t>UW</w:t>
+            </w:r>
+          </w:p>
+        </w:tc>
+        <w:tc>
+          <w:tcPr>
+            <w:tcW w:type="dxa" w:w="1928"/>
+          </w:tcPr>
+          <w:p>
+            <w:r/>
+            <w:r>
+              <w:rPr>
+                <w:sz w:val="18"/>
+              </w:rPr>
+              <w:t>36/37</w:t>
+            </w:r>
+          </w:p>
+        </w:tc>
+        <w:tc>
+          <w:tcPr>
+            <w:tcW w:type="dxa" w:w="2268"/>
+          </w:tcPr>
+          <w:p>
+            <w:r/>
+            <w:r>
+              <w:rPr>
+                <w:sz w:val="18"/>
+              </w:rPr>
+              <w:t>UW.389L</w:t>
+            </w:r>
+          </w:p>
+        </w:tc>
+        <w:tc>
+          <w:tcPr>
+            <w:tcW w:type="dxa" w:w="2268"/>
+          </w:tcPr>
+          <w:p>
+            <w:r/>
+            <w:r>
+              <w:rPr>
+                <w:sz w:val="18"/>
+              </w:rPr>
+              <w:t>UW.384R</w:t>
+            </w:r>
+          </w:p>
+        </w:tc>
+      </w:tr>
+      <w:tr>
+        <w:tc>
+          <w:tcPr>
+            <w:tcW w:type="dxa" w:w="1247"/>
+          </w:tcPr>
+          <w:p>
+            <w:r/>
+            <w:r>
+              <w:rPr>
+                <w:sz w:val="18"/>
+              </w:rPr>
+              <w:t>VW</w:t>
+            </w:r>
+          </w:p>
+        </w:tc>
+        <w:tc>
+          <w:tcPr>
+            <w:tcW w:type="dxa" w:w="1928"/>
+          </w:tcPr>
+          <w:p>
+            <w:r/>
+            <w:r>
+              <w:rPr>
+                <w:sz w:val="18"/>
+              </w:rPr>
+              <w:t>38/39</w:t>
+            </w:r>
+          </w:p>
+        </w:tc>
+        <w:tc>
+          <w:tcPr>
+            <w:tcW w:type="dxa" w:w="2268"/>
+          </w:tcPr>
+          <w:p>
+            <w:r/>
+            <w:r>
+              <w:rPr>
+                <w:sz w:val="18"/>
+              </w:rPr>
+              <w:t>VW.607L</w:t>
+            </w:r>
+          </w:p>
+        </w:tc>
+        <w:tc>
+          <w:tcPr>
+            <w:tcW w:type="dxa" w:w="2268"/>
+          </w:tcPr>
+          <w:p>
+            <w:r/>
+            <w:r>
+              <w:rPr>
+                <w:sz w:val="18"/>
+              </w:rPr>
+              <w:t>VW.606R</w:t>
+            </w:r>
+          </w:p>
+        </w:tc>
+      </w:tr>
+      <w:tr>
+        <w:tc>
+          <w:tcPr>
+            <w:tcW w:type="dxa" w:w="1247"/>
+          </w:tcPr>
+          <w:p>
+            <w:r/>
+            <w:r>
+              <w:rPr>
+                <w:sz w:val="18"/>
+              </w:rPr>
+              <w:t>WW</w:t>
+            </w:r>
+          </w:p>
+        </w:tc>
+        <w:tc>
+          <w:tcPr>
+            <w:tcW w:type="dxa" w:w="1928"/>
+          </w:tcPr>
+          <w:p>
+            <w:r/>
+            <w:r>
+              <w:rPr>
+                <w:sz w:val="18"/>
+              </w:rPr>
+              <w:t>40/41</w:t>
+            </w:r>
+          </w:p>
+        </w:tc>
+        <w:tc>
+          <w:tcPr>
+            <w:tcW w:type="dxa" w:w="2268"/>
+          </w:tcPr>
+          <w:p>
+            <w:r/>
+            <w:r>
+              <w:rPr>
+                <w:sz w:val="18"/>
+              </w:rPr>
+              <w:t>WW.727L</w:t>
+            </w:r>
+          </w:p>
+        </w:tc>
+        <w:tc>
+          <w:tcPr>
+            <w:tcW w:type="dxa" w:w="2268"/>
+          </w:tcPr>
+          <w:p>
+            <w:r/>
+            <w:r>
+              <w:rPr>
+                <w:sz w:val="18"/>
+              </w:rPr>
+              <w:t>WW.728R</w:t>
+            </w:r>
+          </w:p>
+        </w:tc>
+      </w:tr>
+      <w:tr>
+        <w:tc>
+          <w:tcPr>
+            <w:tcW w:type="dxa" w:w="1247"/>
+          </w:tcPr>
+          <w:p>
+            <w:r/>
+            <w:r>
+              <w:rPr>
+                <w:sz w:val="18"/>
+              </w:rPr>
+              <w:t>XW</w:t>
+            </w:r>
+          </w:p>
+        </w:tc>
+        <w:tc>
+          <w:tcPr>
+            <w:tcW w:type="dxa" w:w="1928"/>
+          </w:tcPr>
+          <w:p>
+            <w:r/>
+            <w:r>
+              <w:rPr>
+                <w:sz w:val="18"/>
+              </w:rPr>
+              <w:t>42/43</w:t>
+            </w:r>
+          </w:p>
+        </w:tc>
+        <w:tc>
+          <w:tcPr>
+            <w:tcW w:type="dxa" w:w="2268"/>
+          </w:tcPr>
+          <w:p>
+            <w:r/>
+            <w:r>
+              <w:rPr>
+                <w:sz w:val="18"/>
+              </w:rPr>
+              <w:t>XW.831L</w:t>
+            </w:r>
+          </w:p>
+        </w:tc>
+        <w:tc>
+          <w:tcPr>
+            <w:tcW w:type="dxa" w:w="2268"/>
+          </w:tcPr>
+          <w:p>
+            <w:r/>
+            <w:r>
+              <w:rPr>
+                <w:sz w:val="18"/>
+              </w:rPr>
+              <w:t>XW.830R</w:t>
+            </w:r>
+          </w:p>
+        </w:tc>
+      </w:tr>
+      <w:tr>
+        <w:tc>
+          <w:tcPr>
+            <w:tcW w:type="dxa" w:w="1247"/>
+          </w:tcPr>
+          <w:p>
+            <w:r/>
+            <w:r>
+              <w:rPr>
+                <w:sz w:val="18"/>
+              </w:rPr>
+              <w:t>YW</w:t>
+            </w:r>
+          </w:p>
+        </w:tc>
+        <w:tc>
+          <w:tcPr>
+            <w:tcW w:type="dxa" w:w="1928"/>
+          </w:tcPr>
+          <w:p>
+            <w:r/>
+            <w:r>
+              <w:rPr>
+                <w:sz w:val="18"/>
+              </w:rPr>
+              <w:t>44/45</w:t>
+            </w:r>
+          </w:p>
+        </w:tc>
+        <w:tc>
+          <w:tcPr>
+            <w:tcW w:type="dxa" w:w="2268"/>
+          </w:tcPr>
+          <w:p>
+            <w:r/>
+            <w:r>
+              <w:rPr>
+                <w:sz w:val="18"/>
+              </w:rPr>
+              <w:t>YW.709L</w:t>
+            </w:r>
+          </w:p>
+        </w:tc>
+        <w:tc>
+          <w:tcPr>
+            <w:tcW w:type="dxa" w:w="2268"/>
+          </w:tcPr>
+          <w:p>
+            <w:r/>
+            <w:r>
+              <w:rPr>
+                <w:sz w:val="18"/>
+              </w:rPr>
+              <w:t>YW.712R</w:t>
+            </w:r>
+          </w:p>
+        </w:tc>
+      </w:tr>
+    </w:tbl>
+    <w:p/>
+    <w:p>
+      <w:r>
+        <w:rPr>
+          <w:b w:val="0"/>
+          <w:i/>
+          <w:sz w:val="20"/>
+        </w:rPr>
+        <w:t>De EU-maten komen uit de pedar® Insole Catalogue van novel gmbh. Elke maat dekt twee schoenmaten. Er is géén ZW (46/47) aangekocht: een deelnemer met schoenmaat 46 of groter kan met deze voorraad niet gemeten worden.</w:t>
+      </w:r>
+    </w:p>
+    <w:p>
+      <w:r>
+        <w:rPr>
+          <w:b w:val="0"/>
+          <w:i w:val="0"/>
+          <w:sz w:val="20"/>
+        </w:rPr>
+      </w:r>
+    </w:p>
+    <w:p>
+      <w:pPr>
+        <w:ind w:left="397" w:hanging="397"/>
+      </w:pPr>
+      <w:r>
+        <w:rPr>
+          <w:b/>
+        </w:rPr>
+        <w:t xml:space="preserve">4. </w:t>
+      </w:r>
+      <w:r>
+        <w:t>Vraag de schoenmaat van de deelnemer en kies de zool uit de tabel hierboven.</w:t>
+      </w:r>
+    </w:p>
+    <w:p>
+      <w:pPr>
+        <w:ind w:left="397" w:hanging="397"/>
+      </w:pPr>
+      <w:r>
+        <w:rPr>
+          <w:b/>
+        </w:rPr>
+        <w:t xml:space="preserve">5. </w:t>
+      </w:r>
+      <w:r>
+        <w:t>Lees het label op de zool en noteer de volledige code, bijvoorbeeld XW.830R, op het formulier. Je hebt ze straks nodig om het configuratiebestand te kiezen.</w:t>
+      </w:r>
+    </w:p>
+    <w:p>
+      <w:pPr>
+        <w:ind w:left="397" w:hanging="397"/>
+      </w:pPr>
+      <w:r>
+        <w:rPr>
+          <w:b/>
+        </w:rPr>
+        <w:t xml:space="preserve">6. </w:t>
+      </w:r>
+      <w:r>
+        <w:t>Controleer dat je een linker- en een rechterzool van dezelfde maat neemt.</w:t>
+      </w:r>
+    </w:p>
+    <w:p>
+      <w:pPr>
+        <w:keepNext/>
+        <w:spacing w:before="160"/>
+      </w:pPr>
+      <w:r>
+        <w:rPr>
+          <w:b/>
+          <w:sz w:val="18"/>
+        </w:rPr>
+        <w:t>Figure 3: De zender plidar-G009 L, met de pedar-connector; de L staat voor links</w:t>
+      </w:r>
+    </w:p>
+    <w:p>
+      <w:pPr>
+        <w:spacing w:after="160"/>
+        <w:jc w:val="center"/>
+      </w:pPr>
+      <w:r>
+        <w:drawing>
+          <wp:inline xmlns:a="http://schemas.openxmlformats.org/drawingml/2006/main" xmlns:pic="http://schemas.openxmlformats.org/drawingml/2006/picture">
+            <wp:extent cx="2880000" cy="2158276"/>
+            <wp:docPr id="3" name="Picture 3"/>
+            <wp:cNvGraphicFramePr>
+              <a:graphicFrameLocks noChangeAspect="1"/>
+            </wp:cNvGraphicFramePr>
+            <a:graphic>
+              <a:graphicData uri="http://schemas.openxmlformats.org/drawingml/2006/picture">
+                <pic:pic>
+                  <pic:nvPicPr>
+                    <pic:cNvPr id="0" name="20260910_101023.jpg"/>
+                    <pic:cNvPicPr/>
+                  </pic:nvPicPr>
+                  <pic:blipFill>
+                    <a:blip r:embed="rId12"/>
+                    <a:stretch>
+                      <a:fillRect/>
+                    </a:stretch>
+                  </pic:blipFill>
+                  <pic:spPr>
+                    <a:xfrm>
+                      <a:off x="0" y="0"/>
+                      <a:ext cx="2880000" cy="2158276"/>
+                    </a:xfrm>
+                    <a:prstGeom prst="rect"/>
+                  </pic:spPr>
+                </pic:pic>
+              </a:graphicData>
+            </a:graphic>
+          </wp:inline>
+        </w:drawing>
+      </w:r>
+    </w:p>
+    <w:p>
+      <w:pPr>
+        <w:ind w:left="397" w:hanging="397"/>
+      </w:pPr>
+      <w:r>
+        <w:rPr>
+          <w:b/>
+        </w:rPr>
+        <w:t xml:space="preserve">7. </w:t>
+      </w:r>
+      <w:r>
+        <w:t>Sluit de linkerzool aan op de zender met L in de naam, en de rechterzool op die met R. De letter op de connector en op de zender moeten overeenkomen.</w:t>
+      </w:r>
+    </w:p>
+    <w:p>
+      <w:pPr>
+        <w:ind w:left="397" w:hanging="397"/>
+      </w:pPr>
+      <w:r>
+        <w:rPr>
+          <w:b/>
+        </w:rPr>
+        <w:t xml:space="preserve">8. </w:t>
+      </w:r>
+      <w:r>
+        <w:t>Leg de zool vlak in de schoen, onder de bestaande inlegzool of onder de CMFO, zonder plooien. Leid de kabel langs de zijkant naar buiten en zet de zender vast op het onderbeen of de enkel.</w:t>
+      </w:r>
+    </w:p>
+    <w:p>
+      <w:pPr>
+        <w:keepNext/>
+        <w:spacing w:before="200" w:after="80"/>
+      </w:pPr>
+      <w:r>
+        <w:rPr>
+          <w:b/>
+          <w:sz w:val="24"/>
+        </w:rPr>
+        <w:t>3. Toestellen verbinden</w:t>
+      </w:r>
+    </w:p>
+    <w:p>
+      <w:pPr>
+        <w:keepNext/>
+        <w:spacing w:before="160"/>
+      </w:pPr>
+      <w:r>
+        <w:rPr>
+          <w:b/>
+          <w:sz w:val="18"/>
+        </w:rPr>
+        <w:t>Figure 4: Manage Devices — toestellen nog niet verbonden</w:t>
       </w:r>
     </w:p>
     <w:p>
@@ -209,7 +867,7 @@
         <w:drawing>
           <wp:inline xmlns:a="http://schemas.openxmlformats.org/drawingml/2006/main" xmlns:pic="http://schemas.openxmlformats.org/drawingml/2006/picture">
             <wp:extent cx="5760000" cy="3430340"/>
-            <wp:docPr id="1" name="Picture 1"/>
+            <wp:docPr id="4" name="Picture 4"/>
             <wp:cNvGraphicFramePr>
               <a:graphicFrameLocks noChangeAspect="1"/>
             </wp:cNvGraphicFramePr>
@@ -221,7 +879,7 @@
                     <pic:cNvPicPr/>
                   </pic:nvPicPr>
                   <pic:blipFill>
-                    <a:blip r:embed="rId10"/>
+                    <a:blip r:embed="rId13"/>
                     <a:stretch>
                       <a:fillRect/>
                     </a:stretch>
@@ -248,10 +906,10 @@
         <w:rPr>
           <w:b/>
         </w:rPr>
-        <w:t xml:space="preserve">1. </w:t>
+        <w:t xml:space="preserve">9. </w:t>
       </w:r>
       <w:r>
-        <w:t>Open novel studio en ga naar ‘Manage Devices’.</w:t>
+        <w:t>Ga naar ‘Manage Devices’ en klik op ‘Scan Wi-Fi’ bij ‘pedar &amp; pliance’.</w:t>
       </w:r>
     </w:p>
     <w:p>
@@ -262,24 +920,10 @@
         <w:rPr>
           <w:b/>
         </w:rPr>
-        <w:t xml:space="preserve">2. </w:t>
+        <w:t xml:space="preserve">10. </w:t>
       </w:r>
       <w:r>
-        <w:t>Klik op ‘Scan Wi-Fi’ bij ‘pedar &amp; pliance’.</w:t>
-      </w:r>
-    </w:p>
-    <w:p>
-      <w:pPr>
-        <w:ind w:left="397" w:hanging="397"/>
-      </w:pPr>
-      <w:r>
-        <w:rPr>
-          <w:b/>
-        </w:rPr>
-        <w:t xml:space="preserve">3. </w:t>
-      </w:r>
-      <w:r>
-        <w:t>Er verschijnen twee toestellen, elk met een IP-adres. Staat er ‘Device lost’, klik dan op ‘Connect’ onder elk toestel.</w:t>
+        <w:t>Er verschijnen twee toestellen. Staat er ‘Device lost’, klik dan op ‘Connect’ onder elk toestel.</w:t>
       </w:r>
     </w:p>
     <w:p>
@@ -292,7 +936,7 @@
           <w:i/>
           <w:sz w:val="20"/>
         </w:rPr>
-        <w:t>In de opstelling in Brugge is dat 192.168.123.101 voor links en 192.168.123.100 voor rechts. Die adressen worden door de router toegekend en kunnen per centrum verschillen — ga dus niet op het IP af, maar op de naam van het toestel.</w:t>
+        <w:t>In de opstelling in Brugge krijgt links 192.168.123.101 en rechts 192.168.123.100. Die adressen deelt de router uit en ze kunnen elders anders zijn — ga af op de naam van het toestel, niet op het IP.</w:t>
       </w:r>
     </w:p>
     <w:p>
@@ -305,7 +949,7 @@
           <w:b/>
           <w:sz w:val="18"/>
         </w:rPr>
-        <w:t>Figure 2: Manage Devices — beide toestellen verbonden en klaar</w:t>
+        <w:t>Figure 5: Manage Devices — beide toestellen verbonden en klaar</w:t>
       </w:r>
     </w:p>
     <w:p>
@@ -317,7 +961,7 @@
         <w:drawing>
           <wp:inline xmlns:a="http://schemas.openxmlformats.org/drawingml/2006/main" xmlns:pic="http://schemas.openxmlformats.org/drawingml/2006/picture">
             <wp:extent cx="5760000" cy="3432591"/>
-            <wp:docPr id="2" name="Picture 2"/>
+            <wp:docPr id="5" name="Picture 5"/>
             <wp:cNvGraphicFramePr>
               <a:graphicFrameLocks noChangeAspect="1"/>
             </wp:cNvGraphicFramePr>
@@ -329,7 +973,7 @@
                     <pic:cNvPicPr/>
                   </pic:nvPicPr>
                   <pic:blipFill>
-                    <a:blip r:embed="rId11"/>
+                    <a:blip r:embed="rId14"/>
                     <a:stretch>
                       <a:fillRect/>
                     </a:stretch>
@@ -356,10 +1000,10 @@
         <w:rPr>
           <w:b/>
         </w:rPr>
-        <w:t xml:space="preserve">4. </w:t>
+        <w:t xml:space="preserve">11. </w:t>
       </w:r>
       <w:r>
-        <w:t>Controleer per toestel dat de balk op ‘Ready’ staat, en noteer wat eronder staat op het formulier:</w:t>
+        <w:t>Controleer per toestel dat de balk op ‘Ready’ staat, en noteer op het formulier:</w:t>
       </w:r>
     </w:p>
     <w:p>
@@ -368,7 +1012,7 @@
         <w:ind w:left="680"/>
       </w:pPr>
       <w:r>
-        <w:t>Naam van het toestel, bijvoorbeeld plidar-G009L (links) en plidar-G026R (rechts)</w:t>
+        <w:t>De naam: plidar-G009L is links, plidar-G026R is rechts</w:t>
       </w:r>
     </w:p>
     <w:p>
@@ -386,7 +1030,7 @@
         <w:ind w:left="680"/>
       </w:pPr>
       <w:r>
-        <w:t>SD (Free/Total) — er moet ruimte vrij zijn voor de meting</w:t>
+        <w:t>SD (Free/Total) — er moet ruimte vrij zijn</w:t>
       </w:r>
     </w:p>
     <w:p>
@@ -395,17 +1039,7 @@
         <w:ind w:left="680"/>
       </w:pPr>
       <w:r>
-        <w:t>Battery — het percentage en of het toestel laadt</w:t>
-      </w:r>
-    </w:p>
-    <w:p>
-      <w:r>
-        <w:rPr>
-          <w:b w:val="0"/>
-          <w:i/>
-          <w:sz w:val="20"/>
-        </w:rPr>
-        <w:t>De letter achteraan de toestelnaam zegt welke kant het is: L voor links, R voor rechts. Verwissel ze niet.</w:t>
+        <w:t>Battery — het percentage van beide toestellen</w:t>
       </w:r>
     </w:p>
     <w:p>
@@ -418,17 +1052,7 @@
           <w:b/>
           <w:sz w:val="24"/>
         </w:rPr>
-        <w:t>2. Het juiste configuratiebestand kiezen</w:t>
-      </w:r>
-    </w:p>
-    <w:p>
-      <w:r>
-        <w:rPr>
-          <w:b w:val="0"/>
-          <w:i/>
-          <w:sz w:val="20"/>
-        </w:rPr>
-        <w:t>Elke inlegzool heeft een eigen kalibratiebestand. Het verkeerde bestand geeft verkeerde drukwaarden zonder dat de software waarschuwt. Dit is de stap waar een fout het langst onopgemerkt blijft.</w:t>
+        <w:t>4. Het configuratiebestand koppelen</w:t>
       </w:r>
     </w:p>
     <w:p>
@@ -441,7 +1065,7 @@
           <w:b/>
           <w:sz w:val="18"/>
         </w:rPr>
-        <w:t>Figure 3: Select config file — links op het toestel, rechts op de computer</w:t>
+        <w:t>Figure 6: Select config file — links de bestanden op het toestel, rechts die op de computer</w:t>
       </w:r>
     </w:p>
     <w:p>
@@ -453,7 +1077,7 @@
         <w:drawing>
           <wp:inline xmlns:a="http://schemas.openxmlformats.org/drawingml/2006/main" xmlns:pic="http://schemas.openxmlformats.org/drawingml/2006/picture">
             <wp:extent cx="5760000" cy="3443845"/>
-            <wp:docPr id="3" name="Picture 3"/>
+            <wp:docPr id="6" name="Picture 6"/>
             <wp:cNvGraphicFramePr>
               <a:graphicFrameLocks noChangeAspect="1"/>
             </wp:cNvGraphicFramePr>
@@ -465,7 +1089,7 @@
                     <pic:cNvPicPr/>
                   </pic:nvPicPr>
                   <pic:blipFill>
-                    <a:blip r:embed="rId12"/>
+                    <a:blip r:embed="rId15"/>
                     <a:stretch>
                       <a:fillRect/>
                     </a:stretch>
@@ -492,7 +1116,7 @@
         <w:rPr>
           <w:b/>
         </w:rPr>
-        <w:t xml:space="preserve">5. </w:t>
+        <w:t xml:space="preserve">12. </w:t>
       </w:r>
       <w:r>
         <w:t>Klik bij het linkertoestel op ‘Select config file’.</w:t>
@@ -506,10 +1130,10 @@
         <w:rPr>
           <w:b/>
         </w:rPr>
-        <w:t xml:space="preserve">6. </w:t>
+        <w:t xml:space="preserve">13. </w:t>
       </w:r>
       <w:r>
-        <w:t>Kies het bestand dat hoort bij de zool die je gebruikt. De naam bevat de toestelnaam en het zoolnummer, bijvoorbeeld plidar-G009L_xw831L.</w:t>
+        <w:t>Kies het bestand waarvan de code overeenkomt met het label dat je in stap 5 hebt genoteerd. Voor zool XW.831L is dat plidar-G009L_xw831L.</w:t>
       </w:r>
     </w:p>
     <w:p>
@@ -520,10 +1144,10 @@
         <w:rPr>
           <w:b/>
         </w:rPr>
-        <w:t xml:space="preserve">7. </w:t>
+        <w:t xml:space="preserve">14. </w:t>
       </w:r>
       <w:r>
-        <w:t>Controleer dat het vinkje staat bij hetzelfde bestand in beide kolommen: ‘Configuration files on your device’ en ‘Configuration files on your computer’.</w:t>
+        <w:t>Controleer dat het vinkje op hetzelfde bestand staat in beide kolommen: ‘Configuration files on your device’ en ‘Configuration files on your computer’.</w:t>
       </w:r>
     </w:p>
     <w:p>
@@ -534,10 +1158,10 @@
         <w:rPr>
           <w:b/>
         </w:rPr>
-        <w:t xml:space="preserve">8. </w:t>
+        <w:t xml:space="preserve">15. </w:t>
       </w:r>
       <w:r>
-        <w:t>Herhaal voor het rechtertoestel, met een bestand dat op R eindigt.</w:t>
+        <w:t>Herhaal voor het rechtertoestel, met het bestand dat op R eindigt.</w:t>
       </w:r>
     </w:p>
     <w:p>
@@ -548,10 +1172,23 @@
         <w:rPr>
           <w:b/>
         </w:rPr>
-        <w:t xml:space="preserve">9. </w:t>
+        <w:t xml:space="preserve">16. </w:t>
       </w:r>
       <w:r>
-        <w:t>Ga terug naar ‘Manage Devices’ en controleer dat bij ‘Configuration’ nu het gekozen bestand staat, in het geel.</w:t>
+        <w:t>Ga terug naar ‘Manage Devices’ en controleer bij ‘Configuration’ dat het gekozen bestand er in het geel staat. Vergelijk die tekst letter voor letter met het label op de zool.</w:t>
+      </w:r>
+    </w:p>
+    <w:p>
+      <w:pPr>
+        <w:ind w:left="340"/>
+      </w:pPr>
+      <w:r>
+        <w:rPr>
+          <w:b w:val="0"/>
+          <w:i/>
+          <w:sz w:val="20"/>
+        </w:rPr>
+        <w:t>Elke zender heeft vijf configuratiebestanden in het geheugen, één per maat. De zender weet niet welke zool je hebt aangesloten — die koppeling maak jij, en alleen hier.</w:t>
       </w:r>
     </w:p>
     <w:p>
@@ -564,7 +1201,7 @@
           <w:b/>
           <w:sz w:val="24"/>
         </w:rPr>
-        <w:t>3. Nulstellen en meetfrequentie</w:t>
+        <w:t>5. Nulstellen en meetfrequentie</w:t>
       </w:r>
     </w:p>
     <w:p>
@@ -577,7 +1214,7 @@
           <w:b/>
           <w:sz w:val="18"/>
         </w:rPr>
-        <w:t>Figure 4: Measure — nulstellen en meetfrequentie instellen</w:t>
+        <w:t>Figure 7: Measure — nulstellen en meetfrequentie</w:t>
       </w:r>
     </w:p>
     <w:p>
@@ -589,7 +1226,7 @@
         <w:drawing>
           <wp:inline xmlns:a="http://schemas.openxmlformats.org/drawingml/2006/main" xmlns:pic="http://schemas.openxmlformats.org/drawingml/2006/picture">
             <wp:extent cx="5760000" cy="3443845"/>
-            <wp:docPr id="4" name="Picture 4"/>
+            <wp:docPr id="7" name="Picture 7"/>
             <wp:cNvGraphicFramePr>
               <a:graphicFrameLocks noChangeAspect="1"/>
             </wp:cNvGraphicFramePr>
@@ -601,7 +1238,7 @@
                     <pic:cNvPicPr/>
                   </pic:nvPicPr>
                   <pic:blipFill>
-                    <a:blip r:embed="rId13"/>
+                    <a:blip r:embed="rId16"/>
                     <a:stretch>
                       <a:fillRect/>
                     </a:stretch>
@@ -628,7 +1265,7 @@
         <w:rPr>
           <w:b/>
         </w:rPr>
-        <w:t xml:space="preserve">10. </w:t>
+        <w:t xml:space="preserve">17. </w:t>
       </w:r>
       <w:r>
         <w:t>Ga naar ‘Measure’. Beide toestellen tonen ‘Ready’ en ‘Not zeroed’.</w:t>
@@ -642,10 +1279,10 @@
         <w:rPr>
           <w:b/>
         </w:rPr>
-        <w:t xml:space="preserve">11. </w:t>
+        <w:t xml:space="preserve">18. </w:t>
       </w:r>
       <w:r>
-        <w:t>Laat de zolen onbelast en klik per toestel op ‘Zero device’. De melding ‘Not zeroed’ verdwijnt.</w:t>
+        <w:t>Leg de twee zolen onbelast en vlak op de tafel — niet in de schoen, niets erop, en raak ze niet aan. Klik dan per toestel op ‘Zero device’. De melding ‘Not zeroed’ verdwijnt.</w:t>
       </w:r>
     </w:p>
     <w:p>
@@ -656,10 +1293,10 @@
         <w:rPr>
           <w:b/>
         </w:rPr>
-        <w:t xml:space="preserve">12. </w:t>
+        <w:t xml:space="preserve">19. </w:t>
       </w:r>
       <w:r>
-        <w:t>Zet ‘Sample rate’ op 100 Hz. Gebruik voor elke deelnemer en elke visite dezelfde frequentie.</w:t>
+        <w:t>Zet ‘Sample rate’ op 100 Hz. De frequentierespons van de zool is opgegeven tot 100 Hz; gebruik voor elke deelnemer en elke visite dezelfde waarde.</w:t>
       </w:r>
     </w:p>
     <w:p>
@@ -670,10 +1307,23 @@
         <w:rPr>
           <w:b/>
         </w:rPr>
-        <w:t xml:space="preserve">13. </w:t>
+        <w:t xml:space="preserve">20. </w:t>
       </w:r>
       <w:r>
-        <w:t>Vul bij ‘Measurement identification’ in: deelnemerscode, visite, en de conditie — ‘zonder zool’ of ‘met zool’.</w:t>
+        <w:t>Vul bij ‘Measurement identification’ in: deelnemerscode, visite en conditie — ‘zonder zool’ of ‘met zool’.</w:t>
+      </w:r>
+    </w:p>
+    <w:p>
+      <w:pPr>
+        <w:ind w:left="340"/>
+      </w:pPr>
+      <w:r>
+        <w:rPr>
+          <w:b w:val="0"/>
+          <w:i/>
+          <w:sz w:val="20"/>
+        </w:rPr>
+        <w:t>Controleer bij ‘Select Active Cells’ dat er 99 staan. Dat is het aantal sensoren van een volwassen pedar-zool; staat er minder, dan zijn er cellen uitgeschakeld.</w:t>
       </w:r>
     </w:p>
     <w:p>
@@ -686,7 +1336,7 @@
           <w:b/>
           <w:sz w:val="24"/>
         </w:rPr>
-        <w:t>4. De meting zelf</w:t>
+        <w:t>6. De meting</w:t>
       </w:r>
     </w:p>
     <w:p>
@@ -744,10 +1394,10 @@
         <w:rPr>
           <w:b/>
         </w:rPr>
-        <w:t xml:space="preserve">14. </w:t>
+        <w:t xml:space="preserve">21. </w:t>
       </w:r>
       <w:r>
-        <w:t>Laat de deelnemer de dunne katoenen sokken aandoen en het schoeisel met de pedar-zool erin aantrekken.</w:t>
+        <w:t>Laat de deelnemer dunne, naadloze katoenen sokken aandoen — voor elke deelnemer hetzelfde type — en het schoeisel met de pedar-zool erin aantrekken.</w:t>
       </w:r>
     </w:p>
     <w:p>
@@ -758,7 +1408,7 @@
         <w:rPr>
           <w:b/>
         </w:rPr>
-        <w:t xml:space="preserve">15. </w:t>
+        <w:t xml:space="preserve">22. </w:t>
       </w:r>
       <w:r>
         <w:t>Laat een paar meter wennen, buiten de meting.</w:t>
@@ -772,7 +1422,7 @@
         <w:rPr>
           <w:b/>
         </w:rPr>
-        <w:t xml:space="preserve">16. </w:t>
+        <w:t xml:space="preserve">23. </w:t>
       </w:r>
       <w:r>
         <w:t>Klik op ‘Start measurement’ en laat de deelnemer de looproute afleggen op zelfgekozen comfortsnelheid.</w:t>
@@ -786,10 +1436,10 @@
         <w:rPr>
           <w:b/>
         </w:rPr>
-        <w:t xml:space="preserve">17. </w:t>
+        <w:t xml:space="preserve">24. </w:t>
       </w:r>
       <w:r>
-        <w:t>Verzamel minstens 12 mid-gait stappen per voet. Tel de eerste en de laatste stappen niet mee: die zijn versnellend of afremmend.</w:t>
+        <w:t>Verzamel minstens 12 mid-gait stappen per voet. De eerste en de laatste stappen tellen niet mee: die zijn versnellend of afremmend.</w:t>
       </w:r>
     </w:p>
     <w:p>
@@ -800,7 +1450,7 @@
         <w:rPr>
           <w:b/>
         </w:rPr>
-        <w:t xml:space="preserve">18. </w:t>
+        <w:t xml:space="preserve">25. </w:t>
       </w:r>
       <w:r>
         <w:t>Klik op ‘Stop’.</w:t>
@@ -814,10 +1464,10 @@
         <w:rPr>
           <w:b/>
         </w:rPr>
-        <w:t xml:space="preserve">19. </w:t>
+        <w:t xml:space="preserve">26. </w:t>
       </w:r>
       <w:r>
-        <w:t>Herhaal voor de tweede conditie. Houd de snelheid gelijk — bij opvolging mag ze maximaal 5% afwijken van de baseline.</w:t>
+        <w:t>Herhaal voor de tweede conditie. Houd de snelheid gelijk; bij opvolging mag ze maximaal 5% afwijken van de baseline.</w:t>
       </w:r>
     </w:p>
     <w:p>
@@ -840,7 +1490,7 @@
           <w:b/>
           <w:sz w:val="24"/>
         </w:rPr>
-        <w:t>5. De meting bekijken en de piekdruk aflezen</w:t>
+        <w:t>7. De meting bekijken en de piekdruk aflezen</w:t>
       </w:r>
     </w:p>
     <w:p>
@@ -851,7 +1501,7 @@
         <w:rPr>
           <w:b/>
         </w:rPr>
-        <w:t xml:space="preserve">20. </w:t>
+        <w:t xml:space="preserve">27. </w:t>
       </w:r>
       <w:r>
         <w:t>Ga naar ‘Archive &amp; Analyse’ en open het bestand van deze meting. Het staat onder C:\Users\Public\Documents\Novel Studio\plidar_data\&lt;datum&gt;, met een naam als pedar_2026-09-10_09-23-18-577.plidar.</w:t>
@@ -867,7 +1517,7 @@
           <w:b/>
           <w:sz w:val="18"/>
         </w:rPr>
-        <w:t>Figure 5: Chart controls — het meetvenster afbakenen</w:t>
+        <w:t>Figure 8: Chart controls — het meetvenster afbakenen</w:t>
       </w:r>
     </w:p>
     <w:p>
@@ -879,7 +1529,7 @@
         <w:drawing>
           <wp:inline xmlns:a="http://schemas.openxmlformats.org/drawingml/2006/main" xmlns:pic="http://schemas.openxmlformats.org/drawingml/2006/picture">
             <wp:extent cx="5760000" cy="3339490"/>
-            <wp:docPr id="5" name="Picture 5"/>
+            <wp:docPr id="8" name="Picture 8"/>
             <wp:cNvGraphicFramePr>
               <a:graphicFrameLocks noChangeAspect="1"/>
             </wp:cNvGraphicFramePr>
@@ -891,7 +1541,7 @@
                     <pic:cNvPicPr/>
                   </pic:nvPicPr>
                   <pic:blipFill>
-                    <a:blip r:embed="rId14"/>
+                    <a:blip r:embed="rId17"/>
                     <a:stretch>
                       <a:fillRect/>
                     </a:stretch>
@@ -918,7 +1568,7 @@
         <w:rPr>
           <w:b/>
         </w:rPr>
-        <w:t xml:space="preserve">21. </w:t>
+        <w:t xml:space="preserve">28. </w:t>
       </w:r>
       <w:r>
         <w:t>Open ‘Chart controls’ en gebruik ‘Set Range’ of de tijdbalk om alleen het mid-gait deel te selecteren. ‘Fit All Data’ zet de weergave terug op de volledige meting.</w:t>
@@ -934,7 +1584,7 @@
           <w:b/>
           <w:sz w:val="18"/>
         </w:rPr>
-        <w:t>Figure 6: MVP O — gemiddelde drukverdeling over de geselecteerde stappen</w:t>
+        <w:t>Figure 9: MVP — de gemiddelde drukverdeling over de selectie</w:t>
       </w:r>
     </w:p>
     <w:p>
@@ -946,7 +1596,7 @@
         <w:drawing>
           <wp:inline xmlns:a="http://schemas.openxmlformats.org/drawingml/2006/main" xmlns:pic="http://schemas.openxmlformats.org/drawingml/2006/picture">
             <wp:extent cx="5760000" cy="3343059"/>
-            <wp:docPr id="6" name="Picture 6"/>
+            <wp:docPr id="9" name="Picture 9"/>
             <wp:cNvGraphicFramePr>
               <a:graphicFrameLocks noChangeAspect="1"/>
             </wp:cNvGraphicFramePr>
@@ -958,7 +1608,7 @@
                     <pic:cNvPicPr/>
                   </pic:nvPicPr>
                   <pic:blipFill>
-                    <a:blip r:embed="rId15"/>
+                    <a:blip r:embed="rId18"/>
                     <a:stretch>
                       <a:fillRect/>
                     </a:stretch>
@@ -987,7 +1637,7 @@
           <w:b/>
           <w:sz w:val="18"/>
         </w:rPr>
-        <w:t>Figure 7: MPP — maximale piekdruk per sensor; dit is de weergave voor de norm</w:t>
+        <w:t>Figure 10: MPP — de hoogste druk per sensor; dit is de weergave voor de norm</w:t>
       </w:r>
     </w:p>
     <w:p>
@@ -999,7 +1649,7 @@
         <w:drawing>
           <wp:inline xmlns:a="http://schemas.openxmlformats.org/drawingml/2006/main" xmlns:pic="http://schemas.openxmlformats.org/drawingml/2006/picture">
             <wp:extent cx="5760000" cy="3351314"/>
-            <wp:docPr id="7" name="Picture 7"/>
+            <wp:docPr id="10" name="Picture 10"/>
             <wp:cNvGraphicFramePr>
               <a:graphicFrameLocks noChangeAspect="1"/>
             </wp:cNvGraphicFramePr>
@@ -1011,7 +1661,7 @@
                     <pic:cNvPicPr/>
                   </pic:nvPicPr>
                   <pic:blipFill>
-                    <a:blip r:embed="rId16"/>
+                    <a:blip r:embed="rId19"/>
                     <a:stretch>
                       <a:fillRect/>
                     </a:stretch>
@@ -1038,10 +1688,10 @@
         <w:rPr>
           <w:b/>
         </w:rPr>
-        <w:t xml:space="preserve">22. </w:t>
+        <w:t xml:space="preserve">29. </w:t>
       </w:r>
       <w:r>
-        <w:t>Klik links op ‘MPP’. Deze weergave toont de hoogste druk die elke sensor tijdens de meting heeft gezien. Dat is de waarde waarop de norm wordt getoetst, niet de MVP-weergave.</w:t>
+        <w:t>Klik links op ‘MPP’. Deze weergave toont per sensor de hoogste druk tijdens de meting. Daarop wordt de norm getoetst — niet op de MVP-weergave, die gemiddelden toont en dus lagere waarden geeft.</w:t>
       </w:r>
     </w:p>
     <w:p>
@@ -1052,7 +1702,7 @@
         <w:rPr>
           <w:b/>
         </w:rPr>
-        <w:t xml:space="preserve">23. </w:t>
+        <w:t xml:space="preserve">30. </w:t>
       </w:r>
       <w:r>
         <w:t>Lees onderaan per voet af: Maximum force, Peak pressure, Average pressure en Loaded area. Noteer ze op het formulier.</w:t>
@@ -1066,10 +1716,10 @@
         <w:rPr>
           <w:b/>
         </w:rPr>
-        <w:t xml:space="preserve">24. </w:t>
+        <w:t xml:space="preserve">31. </w:t>
       </w:r>
       <w:r>
-        <w:t>Noteer de piekdruk per anatomische regio. Hiervoor geldt de regio-indeling van het protocol: hiel, mediale middenvoet, laterale middenvoet, metatarsaal 1, metatarsaal 2-3, metatarsaal 4-5, hallux, tenen 2-5.</w:t>
+        <w:t>Noteer de piekdruk per anatomische regio, volgens de regio-indeling van het protocol: hiel, mediale middenvoet, laterale middenvoet, metatarsaal 1, metatarsaal 2-3, metatarsaal 4-5, hallux, tenen 2-5.</w:t>
       </w:r>
     </w:p>
     <w:p>
@@ -1079,7 +1729,7 @@
           <w:i w:val="0"/>
           <w:sz w:val="20"/>
         </w:rPr>
-        <w:t>De norm: piekdruk onder 200 kPa mét de zool, óf minstens 25% lager dan dezelfde regio zonder de zool in dezelfde sessie. Gehaald op alle drie de doelregio’s? Dan is de zool in orde. Zo niet, laat de pedorthist aanpassen en meet opnieuw.</w:t>
+        <w:t>De norm: piekdruk onder 200 kPa mét de zool, óf minstens 25% lager dan dezelfde regio zonder de zool in dezelfde sessie. Gehaald op alle drie de doelregio’s? Dan is de zool in orde. Zo niet: laat de pedorthist aanpassen en meet opnieuw.</w:t>
       </w:r>
     </w:p>
     <w:p>
@@ -1092,7 +1742,7 @@
           <w:b/>
           <w:sz w:val="24"/>
         </w:rPr>
-        <w:t>6. Kleurenschaal — niet wijzigen</w:t>
+        <w:t>8. De kleurenschaal — niet wijzigen</w:t>
       </w:r>
     </w:p>
     <w:p>
@@ -1105,7 +1755,7 @@
           <w:b/>
           <w:sz w:val="18"/>
         </w:rPr>
-        <w:t>Figure 8: Configure palette — de instellingen die voor de hele studie gelden</w:t>
+        <w:t>Figure 11: Configure palette — de instellingen die voor de hele studie gelden</w:t>
       </w:r>
     </w:p>
     <w:p>
@@ -1117,7 +1767,7 @@
         <w:drawing>
           <wp:inline xmlns:a="http://schemas.openxmlformats.org/drawingml/2006/main" xmlns:pic="http://schemas.openxmlformats.org/drawingml/2006/picture">
             <wp:extent cx="5760000" cy="3204795"/>
-            <wp:docPr id="8" name="Picture 8"/>
+            <wp:docPr id="11" name="Picture 11"/>
             <wp:cNvGraphicFramePr>
               <a:graphicFrameLocks noChangeAspect="1"/>
             </wp:cNvGraphicFramePr>
@@ -1129,7 +1779,7 @@
                     <pic:cNvPicPr/>
                   </pic:nvPicPr>
                   <pic:blipFill>
-                    <a:blip r:embed="rId17"/>
+                    <a:blip r:embed="rId20"/>
                     <a:stretch>
                       <a:fillRect/>
                     </a:stretch>
@@ -1156,10 +1806,10 @@
         <w:rPr>
           <w:b/>
         </w:rPr>
-        <w:t xml:space="preserve">25. </w:t>
+        <w:t xml:space="preserve">32. </w:t>
       </w:r>
       <w:r>
-        <w:t>Controleer onder ‘Configure palette’ dat deze waarden staan ingesteld:</w:t>
+        <w:t>Controleer onder ‘Configure palette’:</w:t>
       </w:r>
     </w:p>
     <w:p>
@@ -1177,7 +1827,7 @@
         <w:ind w:left="680"/>
       </w:pPr>
       <w:r>
-        <w:t>Sensor resolution: 2,5 kPa</w:t>
+        <w:t>Sensor resolution: 2,5 kPa — dat is de opgegeven resolutie van de zool</w:t>
       </w:r>
     </w:p>
     <w:p>
@@ -1196,7 +1846,7 @@
           <w:i/>
           <w:sz w:val="20"/>
         </w:rPr>
-        <w:t>De grens op 200 kPa valt samen met de norm: alles wat rood of magenta kleurt, ligt erboven. Wijzig deze instellingen niet tussen deelnemers of tussen visites, anders zijn de beelden onderling niet meer vergelijkbaar.</w:t>
+        <w:t>De grens op 200 kPa valt samen met de norm: alles wat rood of magenta kleurt ligt erboven. Wijzig deze instellingen niet tussen deelnemers of tussen visites, anders zijn de beelden onderling niet meer vergelijkbaar.</w:t>
       </w:r>
     </w:p>
     <w:p>
@@ -1209,7 +1859,7 @@
           <w:b/>
           <w:sz w:val="24"/>
         </w:rPr>
-        <w:t>7. Opslaan en doorgeven</w:t>
+        <w:t>9. Opslaan en afronden</w:t>
       </w:r>
     </w:p>
     <w:p>
@@ -1220,7 +1870,7 @@
         <w:rPr>
           <w:b/>
         </w:rPr>
-        <w:t xml:space="preserve">26. </w:t>
+        <w:t xml:space="preserve">33. </w:t>
       </w:r>
       <w:r>
         <w:t>Gebruik ‘Export as’ om de meting te exporteren.</w:t>
@@ -1234,10 +1884,10 @@
         <w:rPr>
           <w:b/>
         </w:rPr>
-        <w:t xml:space="preserve">27. </w:t>
+        <w:t xml:space="preserve">34. </w:t>
       </w:r>
       <w:r>
-        <w:t>Noteer het bestandsnaam en de datum op eCRF 09 of 24, zodat de meting terug te vinden is.</w:t>
+        <w:t>Noteer de bestandsnaam en de datum op eCRF 09 of 24, samen met de zoolcodes die je gebruikt hebt.</w:t>
       </w:r>
     </w:p>
     <w:p>
@@ -1248,10 +1898,24 @@
         <w:rPr>
           <w:b/>
         </w:rPr>
-        <w:t xml:space="preserve">28. </w:t>
+        <w:t xml:space="preserve">35. </w:t>
       </w:r>
       <w:r>
-        <w:t>Laat het toestel laden als de batterij onder de helft staat. Een lege batterij midden in een meting betekent opnieuw beginnen.</w:t>
+        <w:t>Neem de zolen uit de schoenen, veeg ze schoon en berg ze vlak op.</w:t>
+      </w:r>
+    </w:p>
+    <w:p>
+      <w:pPr>
+        <w:ind w:left="397" w:hanging="397"/>
+      </w:pPr>
+      <w:r>
+        <w:rPr>
+          <w:b/>
+        </w:rPr>
+        <w:t xml:space="preserve">36. </w:t>
+      </w:r>
+      <w:r>
+        <w:t>Zet de toestellen aan de lader als de batterij laag staat.</w:t>
       </w:r>
     </w:p>
     <w:p>
@@ -1264,7 +1928,7 @@
           <w:b/>
           <w:sz w:val="24"/>
         </w:rPr>
-        <w:t>8. Onderhoud</w:t>
+        <w:t>10. Onderhoud en technische gegevens</w:t>
       </w:r>
     </w:p>
     <w:p>
@@ -1273,7 +1937,7 @@
         <w:ind w:left="397"/>
       </w:pPr>
       <w:r>
-        <w:t>Kalibratie met het trublu-toestel: minstens elke drie maanden, belasten tot 6 bar. Ligt de softwarewaarde meer dan 5% naast de manometer, dan opnieuw kalibreren.</w:t>
+        <w:t>Kalibratie met het trublu-toestel: minstens elke drie maanden, belasten tot 6 bar. Wijkt de softwarewaarde meer dan 5% af van de manometer, dan opnieuw kalibreren.</w:t>
       </w:r>
     </w:p>
     <w:p>
@@ -1282,7 +1946,7 @@
         <w:ind w:left="397"/>
       </w:pPr>
       <w:r>
-        <w:t>Controleer de zolen voor elk gebruik op knikken, scheuren en losse aansluitingen.</w:t>
+        <w:t>Nooit vouwen. De kleinste toegelaten buigstraal is 20 mm, en buigen kan de gemeten druk tot 20 kPa verschuiven — even groot als de onderste kleurgrens.</w:t>
       </w:r>
     </w:p>
     <w:p>
@@ -1291,7 +1955,351 @@
         <w:ind w:left="397"/>
       </w:pPr>
       <w:r>
-        <w:t>Berg de zolen vlak op, niet gevouwen.</w:t>
+        <w:t>Controleer de zolen en de kabels voor elk gebruik op knikken, scheuren en losse aansluitingen.</w:t>
+      </w:r>
+    </w:p>
+    <w:p>
+      <w:r>
+        <w:rPr>
+          <w:b w:val="0"/>
+          <w:i w:val="0"/>
+          <w:sz w:val="20"/>
+        </w:rPr>
+      </w:r>
+    </w:p>
+    <w:p>
+      <w:r>
+        <w:rPr>
+          <w:b/>
+          <w:i w:val="0"/>
+          <w:sz w:val="20"/>
+        </w:rPr>
+        <w:t>Technische gegevens van de zool, uit de pedar® Insole Catalogue:</w:t>
+      </w:r>
+    </w:p>
+    <w:tbl>
+      <w:tblPr>
+        <w:tblStyle w:val="TableGrid"/>
+        <w:tblW w:type="auto" w:w="0"/>
+        <w:jc w:val="left"/>
+        <w:tblLook w:firstColumn="1" w:firstRow="1" w:lastColumn="0" w:lastRow="0" w:noHBand="0" w:noVBand="1" w:val="04A0"/>
+      </w:tblPr>
+      <w:tblGrid>
+        <w:gridCol w:w="4536"/>
+        <w:gridCol w:w="4536"/>
+      </w:tblGrid>
+      <w:tr>
+        <w:tc>
+          <w:tcPr>
+            <w:tcW w:type="dxa" w:w="4535"/>
+          </w:tcPr>
+          <w:p>
+            <w:r/>
+            <w:r>
+              <w:rPr>
+                <w:b/>
+                <w:sz w:val="18"/>
+              </w:rPr>
+              <w:t>Kenmerk</w:t>
+            </w:r>
+          </w:p>
+        </w:tc>
+        <w:tc>
+          <w:tcPr>
+            <w:tcW w:type="dxa" w:w="2835"/>
+          </w:tcPr>
+          <w:p>
+            <w:r/>
+            <w:r>
+              <w:rPr>
+                <w:b/>
+                <w:sz w:val="18"/>
+              </w:rPr>
+              <w:t>Waarde</w:t>
+            </w:r>
+          </w:p>
+        </w:tc>
+      </w:tr>
+      <w:tr>
+        <w:tc>
+          <w:tcPr>
+            <w:tcW w:type="dxa" w:w="4535"/>
+          </w:tcPr>
+          <w:p>
+            <w:r/>
+            <w:r>
+              <w:rPr>
+                <w:sz w:val="18"/>
+              </w:rPr>
+              <w:t>Aantal sensoren (volwassen zool)</w:t>
+            </w:r>
+          </w:p>
+        </w:tc>
+        <w:tc>
+          <w:tcPr>
+            <w:tcW w:type="dxa" w:w="2835"/>
+          </w:tcPr>
+          <w:p>
+            <w:r/>
+            <w:r>
+              <w:rPr>
+                <w:sz w:val="18"/>
+              </w:rPr>
+              <w:t>99</w:t>
+            </w:r>
+          </w:p>
+        </w:tc>
+      </w:tr>
+      <w:tr>
+        <w:tc>
+          <w:tcPr>
+            <w:tcW w:type="dxa" w:w="4535"/>
+          </w:tcPr>
+          <w:p>
+            <w:r/>
+            <w:r>
+              <w:rPr>
+                <w:sz w:val="18"/>
+              </w:rPr>
+              <w:t>Dikte van de sensor</w:t>
+            </w:r>
+          </w:p>
+        </w:tc>
+        <w:tc>
+          <w:tcPr>
+            <w:tcW w:type="dxa" w:w="2835"/>
+          </w:tcPr>
+          <w:p>
+            <w:r/>
+            <w:r>
+              <w:rPr>
+                <w:sz w:val="18"/>
+              </w:rPr>
+              <w:t>1,9 mm</w:t>
+            </w:r>
+          </w:p>
+        </w:tc>
+      </w:tr>
+      <w:tr>
+        <w:tc>
+          <w:tcPr>
+            <w:tcW w:type="dxa" w:w="4535"/>
+          </w:tcPr>
+          <w:p>
+            <w:r/>
+            <w:r>
+              <w:rPr>
+                <w:sz w:val="18"/>
+              </w:rPr>
+              <w:t>Drukbereik</w:t>
+            </w:r>
+          </w:p>
+        </w:tc>
+        <w:tc>
+          <w:tcPr>
+            <w:tcW w:type="dxa" w:w="2835"/>
+          </w:tcPr>
+          <w:p>
+            <w:r/>
+            <w:r>
+              <w:rPr>
+                <w:sz w:val="18"/>
+              </w:rPr>
+              <w:t>15 – 600 kPa</w:t>
+            </w:r>
+          </w:p>
+        </w:tc>
+      </w:tr>
+      <w:tr>
+        <w:tc>
+          <w:tcPr>
+            <w:tcW w:type="dxa" w:w="4535"/>
+          </w:tcPr>
+          <w:p>
+            <w:r/>
+            <w:r>
+              <w:rPr>
+                <w:sz w:val="18"/>
+              </w:rPr>
+              <w:t>Resolutie</w:t>
+            </w:r>
+          </w:p>
+        </w:tc>
+        <w:tc>
+          <w:tcPr>
+            <w:tcW w:type="dxa" w:w="2835"/>
+          </w:tcPr>
+          <w:p>
+            <w:r/>
+            <w:r>
+              <w:rPr>
+                <w:sz w:val="18"/>
+              </w:rPr>
+              <w:t>2,5 kPa</w:t>
+            </w:r>
+          </w:p>
+        </w:tc>
+      </w:tr>
+      <w:tr>
+        <w:tc>
+          <w:tcPr>
+            <w:tcW w:type="dxa" w:w="4535"/>
+          </w:tcPr>
+          <w:p>
+            <w:r/>
+            <w:r>
+              <w:rPr>
+                <w:sz w:val="18"/>
+              </w:rPr>
+              <w:t>Hysterese</w:t>
+            </w:r>
+          </w:p>
+        </w:tc>
+        <w:tc>
+          <w:tcPr>
+            <w:tcW w:type="dxa" w:w="2835"/>
+          </w:tcPr>
+          <w:p>
+            <w:r/>
+            <w:r>
+              <w:rPr>
+                <w:sz w:val="18"/>
+              </w:rPr>
+              <w:t>&lt; 7%</w:t>
+            </w:r>
+          </w:p>
+        </w:tc>
+      </w:tr>
+      <w:tr>
+        <w:tc>
+          <w:tcPr>
+            <w:tcW w:type="dxa" w:w="4535"/>
+          </w:tcPr>
+          <w:p>
+            <w:r/>
+            <w:r>
+              <w:rPr>
+                <w:sz w:val="18"/>
+              </w:rPr>
+              <w:t>Temperatuurdrift van de nullijn</w:t>
+            </w:r>
+          </w:p>
+        </w:tc>
+        <w:tc>
+          <w:tcPr>
+            <w:tcW w:type="dxa" w:w="2835"/>
+          </w:tcPr>
+          <w:p>
+            <w:r/>
+            <w:r>
+              <w:rPr>
+                <w:sz w:val="18"/>
+              </w:rPr>
+              <w:t>&lt; 0,5 kPa/K</w:t>
+            </w:r>
+          </w:p>
+        </w:tc>
+      </w:tr>
+      <w:tr>
+        <w:tc>
+          <w:tcPr>
+            <w:tcW w:type="dxa" w:w="4535"/>
+          </w:tcPr>
+          <w:p>
+            <w:r/>
+            <w:r>
+              <w:rPr>
+                <w:sz w:val="18"/>
+              </w:rPr>
+              <w:t>Frequentierespons</w:t>
+            </w:r>
+          </w:p>
+        </w:tc>
+        <w:tc>
+          <w:tcPr>
+            <w:tcW w:type="dxa" w:w="2835"/>
+          </w:tcPr>
+          <w:p>
+            <w:r/>
+            <w:r>
+              <w:rPr>
+                <w:sz w:val="18"/>
+              </w:rPr>
+              <w:t>0 – 100 Hz, &lt; 2 dB</w:t>
+            </w:r>
+          </w:p>
+        </w:tc>
+      </w:tr>
+      <w:tr>
+        <w:tc>
+          <w:tcPr>
+            <w:tcW w:type="dxa" w:w="4535"/>
+          </w:tcPr>
+          <w:p>
+            <w:r/>
+            <w:r>
+              <w:rPr>
+                <w:sz w:val="18"/>
+              </w:rPr>
+              <w:t>Minimale buigstraal</w:t>
+            </w:r>
+          </w:p>
+        </w:tc>
+        <w:tc>
+          <w:tcPr>
+            <w:tcW w:type="dxa" w:w="2835"/>
+          </w:tcPr>
+          <w:p>
+            <w:r/>
+            <w:r>
+              <w:rPr>
+                <w:sz w:val="18"/>
+              </w:rPr>
+              <w:t>20 mm</w:t>
+            </w:r>
+          </w:p>
+        </w:tc>
+      </w:tr>
+      <w:tr>
+        <w:tc>
+          <w:tcPr>
+            <w:tcW w:type="dxa" w:w="4535"/>
+          </w:tcPr>
+          <w:p>
+            <w:r/>
+            <w:r>
+              <w:rPr>
+                <w:sz w:val="18"/>
+              </w:rPr>
+              <w:t>Drukverandering door buigen</w:t>
+            </w:r>
+          </w:p>
+        </w:tc>
+        <w:tc>
+          <w:tcPr>
+            <w:tcW w:type="dxa" w:w="2835"/>
+          </w:tcPr>
+          <w:p>
+            <w:r/>
+            <w:r>
+              <w:rPr>
+                <w:sz w:val="18"/>
+              </w:rPr>
+              <w:t>&lt; 20 kPa</w:t>
+            </w:r>
+          </w:p>
+        </w:tc>
+      </w:tr>
+    </w:tbl>
+    <w:p/>
+    <w:p>
+      <w:r>
+        <w:rPr>
+          <w:b w:val="0"/>
+          <w:i/>
+          <w:sz w:val="16"/>
+        </w:rPr>
+        <w:t>Bron: pedar® Insole Catalogue, novel gmbh, 2020.</w:t>
       </w:r>
     </w:p>
     <w:p>
@@ -1319,7 +2327,7 @@
           <w:i/>
           <w:sz w:val="20"/>
         </w:rPr>
-        <w:t>De punten hieronder komen niet voor in de schermafbeeldingen en staan ook niet in het protocol. Ze moeten beslist worden voordat deze werkinstructie definitief wordt; tot dan is dit een concept.</w:t>
+        <w:t>De punten hieronder zijn niet gedekt door de schermafbeeldingen, de configuratiebestanden, de cataloog of het protocol. Tot ze beslist zijn, is dit een concept.</w:t>
       </w:r>
     </w:p>
     <w:p>
@@ -1333,7 +2341,7 @@
         <w:t xml:space="preserve">1. </w:t>
       </w:r>
       <w:r>
-        <w:t>De acht regio’s. Het protocol vraagt piekdruk per anatomische regio. In novel studio is alleen ‘Activate/deactivate sensor cells’ zichtbaar, geen maskerfunctie voor regio’s. Vast te leggen: hoe de acht regio’s worden bepaald, of dat in novel studio gebeurt of in een ander programma, en wie het doet.</w:t>
+        <w:t>De acht regio’s. Het protocol vraagt piekdruk per anatomische regio. In novel studio is alleen ‘Activate/deactivate sensor cells’ zichtbaar, geen maskerfunctie die de zool in regio’s verdeelt. Vast te leggen: waar en hoe de acht regio’s bepaald worden, en wie dat doet.</w:t>
       </w:r>
     </w:p>
     <w:p>
@@ -1347,7 +2355,7 @@
         <w:t xml:space="preserve">2. </w:t>
       </w:r>
       <w:r>
-        <w:t>Minimum batterijniveau om aan een meting te beginnen. Stap 28 zegt nu ‘onder de helft’; dat is een werkafspraak, geen gemeten grens.</w:t>
+        <w:t>Geen ZW-zolen (46/47) in huis. De voorraad dekt EU 36 tot 45. Vast te leggen: bijbestellen, of in het protocol opnemen hoe met grotere maten wordt omgegaan.</w:t>
       </w:r>
     </w:p>
     <w:p>
@@ -1361,7 +2369,7 @@
         <w:t xml:space="preserve">3. </w:t>
       </w:r>
       <w:r>
-        <w:t>Houding bij het nulstellen. De zolen moeten onbelast zijn, maar of de deelnemer daarbij zit met de voet van de grond, of staat op de andere voet, ligt niet vast.</w:t>
+        <w:t>Minimum batterijniveau om aan een meting te beginnen.</w:t>
       </w:r>
     </w:p>
     <w:p>
@@ -1375,7 +2383,7 @@
         <w:t xml:space="preserve">4. </w:t>
       </w:r>
       <w:r>
-        <w:t>Exportformaat en bestandsnaamgeving, en langs welke weg de meting bij het onderzoeksteam raakt. Dit hangt samen met de nog te nemen beslissing over de formulierenroute.</w:t>
+        <w:t>Exportformaat en bestandsnaamgeving, en langs welke weg de meting bij het onderzoeksteam raakt. Hangt samen met de beslissing over de formulierenroute.</w:t>
       </w:r>
     </w:p>
     <w:p>

--- a/(e)CRF/Per nummer/09b_Werkinstructie drukmeting (SOP Novel pedar).docx
+++ b/(e)CRF/Per nummer/09b_Werkinstructie drukmeting (SOP Novel pedar).docx
@@ -697,7 +697,17 @@
           <w:i/>
           <w:sz w:val="20"/>
         </w:rPr>
-        <w:t>De EU-maten komen uit de pedar® Insole Catalogue van novel gmbh. Elke maat dekt twee schoenmaten. Er is géén ZW (46/47) aangekocht: een deelnemer met schoenmaat 46 of groter kan met deze voorraad niet gemeten worden.</w:t>
+        <w:t>De EU-maten komen uit de pedar® Insole Catalogue van novel gmbh. Elke maat dekt twee schoenmaten.</w:t>
+      </w:r>
+    </w:p>
+    <w:p>
+      <w:r>
+        <w:rPr>
+          <w:b/>
+          <w:i w:val="0"/>
+          <w:sz w:val="20"/>
+        </w:rPr>
+        <w:t>Schoenmaat 46 en groter wordt gemeten met YW, de grootste maat die er is. De zool in de schoen vangt het maatverschil in de praktijk op. Schoenmaat is dus geen reden om een deelnemer niet te meten.</w:t>
       </w:r>
     </w:p>
     <w:p>
@@ -1719,7 +1729,21 @@
         <w:t xml:space="preserve">31. </w:t>
       </w:r>
       <w:r>
-        <w:t>Noteer de piekdruk per anatomische regio, volgens de regio-indeling van het protocol: hiel, mediale middenvoet, laterale middenvoet, metatarsaal 1, metatarsaal 2-3, metatarsaal 4-5, hallux, tenen 2-5.</w:t>
+        <w:t>Noteer de drie hoogste piekdrukwaarden en waar op de voet ze liggen. Het palet is zo ingesteld dat alles wat de topkleur haalt op of boven de norm van 200 kPa ligt — je ziet dus in één oogopslag welke plekken eruit springen. Beschrijf de plaats met de regio-indeling van het protocol: hiel, mediale middenvoet, laterale middenvoet, metatarsaal 1, metatarsaal 2-3, metatarsaal 4-5, hallux, tenen 2-5.</w:t>
+      </w:r>
+    </w:p>
+    <w:p>
+      <w:pPr>
+        <w:ind w:left="397" w:hanging="397"/>
+      </w:pPr>
+      <w:r>
+        <w:rPr>
+          <w:b/>
+        </w:rPr>
+        <w:t xml:space="preserve">32. </w:t>
+      </w:r>
+      <w:r>
+        <w:t>Maak een schermafbeelding van het MPP-beeld, met de kleurenschaal zichtbaar, en plak die in de eCRF-Excel bij deze deelnemer en dit meetmoment. Zo ligt de beoordeling vast in beeld naast de cijfers.</w:t>
       </w:r>
     </w:p>
     <w:p>
@@ -1733,6 +1757,16 @@
       </w:r>
     </w:p>
     <w:p>
+      <w:r>
+        <w:rPr>
+          <w:b w:val="0"/>
+          <w:i/>
+          <w:sz w:val="20"/>
+        </w:rPr>
+        <w:t>Zolang novel studio de zool niet in regio’s kan verdelen, is dit de werkwijze: de clinicus leest af wat het palet toont en legt het beeld vast. Dat is bewust een tussenoplossing; ze wordt vervangen zodra de segmentatie er is.</w:t>
+      </w:r>
+    </w:p>
+    <w:p>
       <w:pPr>
         <w:keepNext/>
         <w:spacing w:before="200" w:after="80"/>
@@ -1742,7 +1776,105 @@
           <w:b/>
           <w:sz w:val="24"/>
         </w:rPr>
-        <w:t>8. De kleurenschaal — niet wijzigen</w:t>
+        <w:t>7b. Wachten, stilstaan of een misstap — wat telt er mee?</w:t>
+      </w:r>
+    </w:p>
+    <w:p>
+      <w:r>
+        <w:rPr>
+          <w:b w:val="0"/>
+          <w:i w:val="0"/>
+          <w:sz w:val="20"/>
+        </w:rPr>
+        <w:t>Als de deelnemer halverwege blijft staan of aarzelt, komen die frames mee in het bestand. Voor de norm maakt dat niets uit, maar voor de gemiddelden wel.</w:t>
+      </w:r>
+    </w:p>
+    <w:p>
+      <w:pPr>
+        <w:pStyle w:val="ListBullet"/>
+        <w:ind w:left="397"/>
+      </w:pPr>
+      <w:r>
+        <w:t>De piekdruk (MPP) neemt per sensor de hoogste waarde over de meting. Frames met weinig of geen druk verhogen die niet, dus een pauze verandert de toetsing aan de norm niet.</w:t>
+      </w:r>
+    </w:p>
+    <w:p>
+      <w:pPr>
+        <w:pStyle w:val="ListBullet"/>
+        <w:ind w:left="397"/>
+      </w:pPr>
+      <w:r>
+        <w:t>De gemiddelden (MVP) zijn er wél gevoelig voor. Novel studio biedt daarom drie MVP-weergaven, en het verschil zit precies hierin:</w:t>
+      </w:r>
+    </w:p>
+    <w:p>
+      <w:pPr>
+        <w:pStyle w:val="ListBullet"/>
+        <w:ind w:left="680"/>
+      </w:pPr>
+      <w:r>
+        <w:t>MVP O — over álle frames, ook de frames zonder enige druk. Dit geeft de laagste waarden, en een pauze drukt ze verder omlaag.</w:t>
+      </w:r>
+    </w:p>
+    <w:p>
+      <w:pPr>
+        <w:pStyle w:val="ListBullet"/>
+        <w:ind w:left="680"/>
+      </w:pPr>
+      <w:r>
+        <w:t>MVP LF — alleen over geladen frames: frames waarin minstens één sensor druk registreerde. Staat de voet in de lucht, dan telt dat frame niet mee.</w:t>
+      </w:r>
+    </w:p>
+    <w:p>
+      <w:pPr>
+        <w:pStyle w:val="ListBullet"/>
+        <w:ind w:left="680"/>
+      </w:pPr>
+      <w:r>
+        <w:t>MVP LC — alleen over geladen frames én geladen sensoren; nulwaarden tellen helemaal niet mee.</w:t>
+      </w:r>
+    </w:p>
+    <w:p>
+      <w:r>
+        <w:rPr>
+          <w:b/>
+          <w:i w:val="0"/>
+          <w:sz w:val="20"/>
+        </w:rPr>
+        <w:t>Blijft de deelnemer stílstaan met gewicht op de voet, dan zijn die frames wél geladen en vallen ze ook in MVP LF en LC. Knip ze er dan uit met ‘Set Range’ in Chart controls: bakent het tijdvenster af tot het stuk waarin echt gestapt wordt.</w:t>
+      </w:r>
+    </w:p>
+    <w:p>
+      <w:r>
+        <w:rPr>
+          <w:b w:val="0"/>
+          <w:i/>
+          <w:sz w:val="20"/>
+        </w:rPr>
+        <w:t>Te toetsen tijdens de droogloop: of MPP en MVP daadwerkelijk herberekend worden over de selectie van ‘Set Range’, of alleen de grafiek inzoomt. Meet daarvoor één opname twee keer af, één keer volledig en één keer met een selectie, en vergelijk de getallen.</w:t>
+      </w:r>
+    </w:p>
+    <w:p>
+      <w:pPr>
+        <w:keepNext/>
+        <w:spacing w:before="200" w:after="80"/>
+      </w:pPr>
+      <w:r>
+        <w:rPr>
+          <w:b/>
+          <w:sz w:val="24"/>
+        </w:rPr>
+        <w:t>8. De kleurenschaal — de norm zichtbaar maken</w:t>
+      </w:r>
+    </w:p>
+    <w:p>
+      <w:r>
+        <w:rPr>
+          <w:b/>
+          <w:i w:val="0"/>
+          <w:sz w:val="20"/>
+        </w:rPr>
+        <w:t>Zolang de zool niet in regio’s verdeeld kan worden, doet het palet dat werk: het maakt met kleur zichtbaar waar de druk boven de norm uitkomt. Daarom staat het hoogste niveau op 200 kPa.</w:t>
       </w:r>
     </w:p>
     <w:p>
@@ -1755,7 +1887,7 @@
           <w:b/>
           <w:sz w:val="18"/>
         </w:rPr>
-        <w:t>Figure 11: Configure palette — de instellingen die voor de hele studie gelden</w:t>
+        <w:t>Figure 11: Configure palette — het hoogste niveau bepaalt waar de norm zichtbaar wordt</w:t>
       </w:r>
     </w:p>
     <w:p>
@@ -1806,10 +1938,10 @@
         <w:rPr>
           <w:b/>
         </w:rPr>
-        <w:t xml:space="preserve">32. </w:t>
+        <w:t xml:space="preserve">33. </w:t>
       </w:r>
       <w:r>
-        <w:t>Controleer onder ‘Configure palette’:</w:t>
+        <w:t>Open ‘Configure palette’ en zet het in op:</w:t>
       </w:r>
     </w:p>
     <w:p>
@@ -1836,7 +1968,7 @@
         <w:ind w:left="680"/>
       </w:pPr>
       <w:r>
-        <w:t>Kleurgrenzen: 20 · 40 · 60 · 100 · 150 · 200 · 220 kPa</w:t>
+        <w:t>Kleurgrenzen: 20 · 40 · 60 · 100 · 150 · 200 kPa, met 200 als hoogste niveau</w:t>
       </w:r>
     </w:p>
     <w:p>
@@ -1846,7 +1978,31 @@
           <w:i/>
           <w:sz w:val="20"/>
         </w:rPr>
-        <w:t>De grens op 200 kPa valt samen met de norm: alles wat rood of magenta kleurt ligt erboven. Wijzig deze instellingen niet tussen deelnemers of tussen visites, anders zijn de beelden onderling niet meer vergelijkbaar.</w:t>
+        <w:t>Het niveau van 220 kPa uit de standaardinstelling gaat er dus uit. Zo is er maar één topkleur, en betekent die kleur precies één ding: hier ligt de druk op of boven de norm. Met twee niveaus boven de 200 moet je kleuren onderling gaan vergelijken, en dat is net wat je niet wil bij een visuele beoordeling.</w:t>
+      </w:r>
+    </w:p>
+    <w:p>
+      <w:pPr>
+        <w:ind w:left="397" w:hanging="397"/>
+      </w:pPr>
+      <w:r>
+        <w:rPr>
+          <w:b/>
+        </w:rPr>
+        <w:t xml:space="preserve">34. </w:t>
+      </w:r>
+      <w:r>
+        <w:t>Bewaar de instelling met ‘Save custom set’ en gebruik ‘Load custom set’ om hem op elke laptop te laden. Alle zes de centra werken met hetzelfde bestand.</w:t>
+      </w:r>
+    </w:p>
+    <w:p>
+      <w:r>
+        <w:rPr>
+          <w:b/>
+          <w:i w:val="0"/>
+          <w:sz w:val="20"/>
+        </w:rPr>
+        <w:t>Wijzig het palet niet tussen deelnemers of tussen visites. Doe je dat wel, dan zijn de schermafbeeldingen in de eCRF-Excel onderling niet meer vergelijkbaar en is de visuele beoordeling waardeloos.</w:t>
       </w:r>
     </w:p>
     <w:p>
@@ -1870,7 +2026,7 @@
         <w:rPr>
           <w:b/>
         </w:rPr>
-        <w:t xml:space="preserve">33. </w:t>
+        <w:t xml:space="preserve">35. </w:t>
       </w:r>
       <w:r>
         <w:t>Gebruik ‘Export as’ om de meting te exporteren.</w:t>
@@ -1884,7 +2040,7 @@
         <w:rPr>
           <w:b/>
         </w:rPr>
-        <w:t xml:space="preserve">34. </w:t>
+        <w:t xml:space="preserve">36. </w:t>
       </w:r>
       <w:r>
         <w:t>Noteer de bestandsnaam en de datum op eCRF 09 of 24, samen met de zoolcodes die je gebruikt hebt.</w:t>
@@ -1898,7 +2054,21 @@
         <w:rPr>
           <w:b/>
         </w:rPr>
-        <w:t xml:space="preserve">35. </w:t>
+        <w:t xml:space="preserve">37. </w:t>
+      </w:r>
+      <w:r>
+        <w:t>Controleer dat de schermafbeelding van het MPP-beeld in de eCRF-Excel staat, bij de juiste deelnemer, het juiste meetmoment en de juiste conditie — zonder of met de zool.</w:t>
+      </w:r>
+    </w:p>
+    <w:p>
+      <w:pPr>
+        <w:ind w:left="397" w:hanging="397"/>
+      </w:pPr>
+      <w:r>
+        <w:rPr>
+          <w:b/>
+        </w:rPr>
+        <w:t xml:space="preserve">38. </w:t>
       </w:r>
       <w:r>
         <w:t>Neem de zolen uit de schoenen, veeg ze schoon en berg ze vlak op.</w:t>
@@ -1912,7 +2082,7 @@
         <w:rPr>
           <w:b/>
         </w:rPr>
-        <w:t xml:space="preserve">36. </w:t>
+        <w:t xml:space="preserve">39. </w:t>
       </w:r>
       <w:r>
         <w:t>Zet de toestellen aan de lader als de batterij laag staat.</w:t>
@@ -2341,7 +2511,7 @@
         <w:t xml:space="preserve">1. </w:t>
       </w:r>
       <w:r>
-        <w:t>De acht regio’s. Het protocol vraagt piekdruk per anatomische regio. In novel studio is alleen ‘Activate/deactivate sensor cells’ zichtbaar, geen maskerfunctie die de zool in regio’s verdeelt. Vast te leggen: waar en hoe de acht regio’s bepaald worden, en wie dat doet.</w:t>
+        <w:t>De segmentatie in acht regio’s. Het protocol vraagt piekdruk per anatomische regio, maar novel studio kan de zool niet verdelen. De werkwijze in deze instructie — aflezen op het palet en een schermafbeelding bewaren — is een tussenoplossing. Vast te leggen blijft waar en hoe de segmentatie uiteindelijk gebeurt, en of de afgelezen waarden dan opnieuw berekend moeten worden.</w:t>
       </w:r>
     </w:p>
     <w:p>
@@ -2355,7 +2525,7 @@
         <w:t xml:space="preserve">2. </w:t>
       </w:r>
       <w:r>
-        <w:t>Geen ZW-zolen (46/47) in huis. De voorraad dekt EU 36 tot 45. Vast te leggen: bijbestellen, of in het protocol opnemen hoe met grotere maten wordt omgegaan.</w:t>
+        <w:t>Of ‘Set Range’ de waarden herberekent of alleen de grafiek inzoomt. Te toetsen tijdens de droogloop, met één opname die twee keer wordt afgelezen.</w:t>
       </w:r>
     </w:p>
     <w:p>
@@ -2369,7 +2539,7 @@
         <w:t xml:space="preserve">3. </w:t>
       </w:r>
       <w:r>
-        <w:t>Minimum batterijniveau om aan een meting te beginnen.</w:t>
+        <w:t>Welke MVP-weergave het studieteam wil voor de secundaire analyses: MVP O, LF of LC. Voor de norm maakt het niet uit, want die gaat op MPP.</w:t>
       </w:r>
     </w:p>
     <w:p>
@@ -2383,7 +2553,7 @@
         <w:t xml:space="preserve">4. </w:t>
       </w:r>
       <w:r>
-        <w:t>Exportformaat en bestandsnaamgeving, en langs welke weg de meting bij het onderzoeksteam raakt. Hangt samen met de beslissing over de formulierenroute.</w:t>
+        <w:t>Minimum batterijniveau om aan een meting te beginnen.</w:t>
       </w:r>
     </w:p>
     <w:p>
@@ -2395,6 +2565,20 @@
           <w:b/>
         </w:rPr>
         <w:t xml:space="preserve">5. </w:t>
+      </w:r>
+      <w:r>
+        <w:t>Exportformaat en bestandsnaamgeving, en langs welke weg de meting en de schermafbeeldingen bij het onderzoeksteam raken. Hangt samen met de beslissing over de formulierenroute.</w:t>
+      </w:r>
+    </w:p>
+    <w:p>
+      <w:pPr>
+        <w:ind w:left="397" w:hanging="397"/>
+      </w:pPr>
+      <w:r>
+        <w:rPr>
+          <w:b/>
+        </w:rPr>
+        <w:t xml:space="preserve">6. </w:t>
       </w:r>
       <w:r>
         <w:t>Wat te doen bij minder dan 12 bruikbare mid-gait stappen, of bij een deelnemer die de 10 meter niet in één keer haalt.</w:t>

--- a/(e)CRF/Per nummer/09b_Werkinstructie drukmeting (SOP Novel pedar).docx
+++ b/(e)CRF/Per nummer/09b_Werkinstructie drukmeting (SOP Novel pedar).docx
@@ -764,6 +764,19 @@
     <w:p>
       <w:pPr>
         <w:keepNext/>
+        <w:spacing w:before="200" w:after="80"/>
+      </w:pPr>
+      <w:r>
+        <w:rPr>
+          <w:b/>
+          <w:sz w:val="24"/>
+        </w:rPr>
+        <w:t>3. Aansluiten en aanzetten</w:t>
+      </w:r>
+    </w:p>
+    <w:p>
+      <w:pPr>
+        <w:keepNext/>
         <w:spacing w:before="160"/>
       </w:pPr>
       <w:r>
@@ -839,7 +852,20 @@
         <w:t xml:space="preserve">8. </w:t>
       </w:r>
       <w:r>
-        <w:t>Leg de zool vlak in de schoen, onder de bestaande inlegzool of onder de CMFO, zonder plooien. Leid de kabel langs de zijkant naar buiten en zet de zender vast op het onderbeen of de enkel.</w:t>
+        <w:t>Zet beide zenders aan met de knop bovenaan. Ze verschijnen daarna vanzelf in de balk onderaan novel studio, met hun naam en batterijpercentage.</w:t>
+      </w:r>
+    </w:p>
+    <w:p>
+      <w:pPr>
+        <w:ind w:left="340"/>
+      </w:pPr>
+      <w:r>
+        <w:rPr>
+          <w:b/>
+          <w:i w:val="0"/>
+          <w:sz w:val="20"/>
+        </w:rPr>
+        <w:t>De zolen blijven voorlopig op tafel liggen. Ze gaan pas in de schoen na het nulstellen, in stap 21.</w:t>
       </w:r>
     </w:p>
     <w:p>
@@ -852,7 +878,7 @@
           <w:b/>
           <w:sz w:val="24"/>
         </w:rPr>
-        <w:t>3. Toestellen verbinden</w:t>
+        <w:t>4. Toestellen verbinden</w:t>
       </w:r>
     </w:p>
     <w:p>
@@ -1062,7 +1088,7 @@
           <w:b/>
           <w:sz w:val="24"/>
         </w:rPr>
-        <w:t>4. Het configuratiebestand koppelen</w:t>
+        <w:t>5. Het configuratiebestand koppelen</w:t>
       </w:r>
     </w:p>
     <w:p>
@@ -1211,7 +1237,7 @@
           <w:b/>
           <w:sz w:val="24"/>
         </w:rPr>
-        <w:t>5. Nulstellen en meetfrequentie</w:t>
+        <w:t>6. Nulstellen en meetfrequentie</w:t>
       </w:r>
     </w:p>
     <w:p>
@@ -1292,7 +1318,20 @@
         <w:t xml:space="preserve">18. </w:t>
       </w:r>
       <w:r>
-        <w:t>Leg de twee zolen onbelast en vlak op de tafel — niet in de schoen, niets erop, en raak ze niet aan. Klik dan per toestel op ‘Zero device’. De melding ‘Not zeroed’ verdwijnt.</w:t>
+        <w:t>Leg de twee zolen onbelast en vlak op de tafel — nog niet in de schoen, niets erop, en raak ze niet aan. Klik dan per toestel op ‘Zero device’. De melding ‘Not zeroed’ verdwijnt.</w:t>
+      </w:r>
+    </w:p>
+    <w:p>
+      <w:pPr>
+        <w:ind w:left="340"/>
+      </w:pPr>
+      <w:r>
+        <w:rPr>
+          <w:b/>
+          <w:i w:val="0"/>
+          <w:sz w:val="20"/>
+        </w:rPr>
+        <w:t>Nulstellen doe je één keer, aan het begin van de sessie. Niet opnieuw tussen de twee condities in: beide metingen horen tegen dezelfde nullijn te staan, anders vergelijk je appels met peren.</w:t>
       </w:r>
     </w:p>
     <w:p>
@@ -1320,20 +1359,7 @@
         <w:t xml:space="preserve">20. </w:t>
       </w:r>
       <w:r>
-        <w:t>Vul bij ‘Measurement identification’ in: deelnemerscode, visite en conditie — ‘zonder zool’ of ‘met zool’.</w:t>
-      </w:r>
-    </w:p>
-    <w:p>
-      <w:pPr>
-        <w:ind w:left="340"/>
-      </w:pPr>
-      <w:r>
-        <w:rPr>
-          <w:b w:val="0"/>
-          <w:i/>
-          <w:sz w:val="20"/>
-        </w:rPr>
-        <w:t>Controleer bij ‘Select Active Cells’ dat er 99 staan. Dat is het aantal sensoren van een volwassen pedar-zool; staat er minder, dan zijn er cellen uitgeschakeld.</w:t>
+        <w:t>Controleer bij ‘Select Active Cells’ dat er 99 staan. Dat is het aantal sensoren van een volwassen pedar-zool; staat er minder, dan zijn er cellen uitgeschakeld en klopt het beeld niet.</w:t>
       </w:r>
     </w:p>
     <w:p>
@@ -1346,7 +1372,138 @@
           <w:b/>
           <w:sz w:val="24"/>
         </w:rPr>
-        <w:t>6. De meting</w:t>
+        <w:t>7. De zolen in de schoen — let op de volgorde</w:t>
+      </w:r>
+    </w:p>
+    <w:p>
+      <w:r>
+        <w:rPr>
+          <w:b/>
+          <w:i w:val="0"/>
+          <w:sz w:val="20"/>
+        </w:rPr>
+        <w:t>De pedar-zool meet de druk óp de voet. Ze moet dus tussen de voet en de orthese liggen, niet eronder. Leg je ze onder de CMFO, dan meet je wat er tussen de orthese en de schoen gebeurt, en zie je van het ontlastende effect van de zool niets terug.</w:t>
+      </w:r>
+    </w:p>
+    <w:p>
+      <w:pPr>
+        <w:keepNext/>
+        <w:keepLines/>
+      </w:pPr>
+      <w:r>
+        <w:rPr>
+          <w:b/>
+          <w:i w:val="0"/>
+          <w:sz w:val="20"/>
+        </w:rPr>
+        <w:t>Van onder naar boven in de schoen:</w:t>
+      </w:r>
+    </w:p>
+    <w:p>
+      <w:pPr>
+        <w:pStyle w:val="ListBullet"/>
+        <w:keepNext/>
+        <w:keepLines/>
+        <w:ind w:left="397"/>
+      </w:pPr>
+      <w:r>
+        <w:t>de schoen, met wat er normaal in zit</w:t>
+      </w:r>
+    </w:p>
+    <w:p>
+      <w:pPr>
+        <w:pStyle w:val="ListBullet"/>
+        <w:keepNext/>
+        <w:keepLines/>
+        <w:ind w:left="397"/>
+      </w:pPr>
+      <w:r>
+        <w:t>de CMFO — alleen bij conditie B</w:t>
+      </w:r>
+    </w:p>
+    <w:p>
+      <w:pPr>
+        <w:pStyle w:val="ListBullet"/>
+        <w:keepNext/>
+        <w:keepLines/>
+        <w:ind w:left="397"/>
+      </w:pPr>
+      <w:r>
+        <w:t>de pedar-zool</w:t>
+      </w:r>
+    </w:p>
+    <w:p>
+      <w:pPr>
+        <w:pStyle w:val="ListBullet"/>
+        <w:keepLines/>
+        <w:ind w:left="397"/>
+      </w:pPr>
+      <w:r>
+        <w:t>de sok en de voet</w:t>
+      </w:r>
+    </w:p>
+    <w:p>
+      <w:r>
+        <w:rPr>
+          <w:b w:val="0"/>
+          <w:i w:val="0"/>
+          <w:sz w:val="20"/>
+        </w:rPr>
+      </w:r>
+    </w:p>
+    <w:p>
+      <w:pPr>
+        <w:ind w:left="397" w:hanging="397"/>
+      </w:pPr>
+      <w:r>
+        <w:rPr>
+          <w:b/>
+        </w:rPr>
+        <w:t xml:space="preserve">21. </w:t>
+      </w:r>
+      <w:r>
+        <w:t>Leg de pedar-zool vlak in de schoen, bovenop wat er al in ligt, zonder plooien. Voor conditie B ligt ze dus bovenop de CMFO.</w:t>
+      </w:r>
+    </w:p>
+    <w:p>
+      <w:pPr>
+        <w:ind w:left="397" w:hanging="397"/>
+      </w:pPr>
+      <w:r>
+        <w:rPr>
+          <w:b/>
+        </w:rPr>
+        <w:t xml:space="preserve">22. </w:t>
+      </w:r>
+      <w:r>
+        <w:t>Leid de kabel langs de binnenkant van de schoen naar buiten, zonder dat hij geklemd raakt, en zet de zender met de klittenband vast op het onderbeen of de enkel.</w:t>
+      </w:r>
+    </w:p>
+    <w:p>
+      <w:pPr>
+        <w:ind w:left="397" w:hanging="397"/>
+      </w:pPr>
+      <w:r>
+        <w:rPr>
+          <w:b/>
+        </w:rPr>
+        <w:t xml:space="preserve">23. </w:t>
+      </w:r>
+      <w:r>
+        <w:t>Laat de deelnemer dunne, naadloze katoenen sokken aandoen — voor elke deelnemer hetzelfde type — en de schoenen aantrekken.</w:t>
+      </w:r>
+    </w:p>
+    <w:p>
+      <w:pPr>
+        <w:keepNext/>
+        <w:spacing w:before="200" w:after="80"/>
+      </w:pPr>
+      <w:r>
+        <w:rPr>
+          <w:b/>
+          <w:sz w:val="24"/>
+        </w:rPr>
+        <w:t>8. De meting</w:t>
       </w:r>
     </w:p>
     <w:p>
@@ -1365,7 +1522,7 @@
         <w:ind w:left="397"/>
       </w:pPr>
       <w:r>
-        <w:t>A — in het schoeisel ZONDER de CMFO</w:t>
+        <w:t>A — in het schoeisel ZONDER de CMFO. De schoen bevat dan wat er normaal in zit, met de pedar-zool erbovenop.</w:t>
       </w:r>
     </w:p>
     <w:p>
@@ -1374,7 +1531,7 @@
         <w:ind w:left="397"/>
       </w:pPr>
       <w:r>
-        <w:t>B — in het schoeisel MET de CMFO</w:t>
+        <w:t>B — in het schoeisel MET de CMFO, met de pedar-zool bovenop de CMFO.</w:t>
       </w:r>
     </w:p>
     <w:p>
@@ -1404,10 +1561,10 @@
         <w:rPr>
           <w:b/>
         </w:rPr>
-        <w:t xml:space="preserve">21. </w:t>
+        <w:t xml:space="preserve">24. </w:t>
       </w:r>
       <w:r>
-        <w:t>Laat de deelnemer dunne, naadloze katoenen sokken aandoen — voor elke deelnemer hetzelfde type — en het schoeisel met de pedar-zool erin aantrekken.</w:t>
+        <w:t>Vul bij ‘Measurement identification’ in: deelnemerscode, visite en conditie — A zonder zool of B met zool.</w:t>
       </w:r>
     </w:p>
     <w:p>
@@ -1418,10 +1575,10 @@
         <w:rPr>
           <w:b/>
         </w:rPr>
-        <w:t xml:space="preserve">22. </w:t>
+        <w:t xml:space="preserve">25. </w:t>
       </w:r>
       <w:r>
-        <w:t>Laat een paar meter wennen, buiten de meting.</w:t>
+        <w:t>Laat de deelnemer een paar meter wennen, buiten de meting.</w:t>
       </w:r>
     </w:p>
     <w:p>
@@ -1432,7 +1589,7 @@
         <w:rPr>
           <w:b/>
         </w:rPr>
-        <w:t xml:space="preserve">23. </w:t>
+        <w:t xml:space="preserve">26. </w:t>
       </w:r>
       <w:r>
         <w:t>Klik op ‘Start measurement’ en laat de deelnemer de looproute afleggen op zelfgekozen comfortsnelheid.</w:t>
@@ -1446,10 +1603,10 @@
         <w:rPr>
           <w:b/>
         </w:rPr>
-        <w:t xml:space="preserve">24. </w:t>
+        <w:t xml:space="preserve">27. </w:t>
       </w:r>
       <w:r>
-        <w:t>Verzamel minstens 12 mid-gait stappen per voet. De eerste en de laatste stappen tellen niet mee: die zijn versnellend of afremmend.</w:t>
+        <w:t>Verzamel minstens 12 bruikbare mid-gait stappen per voet. Eén doorgang van tien meter levert er meestal een handvol, dus laat de deelnemer heen en weer lopen tot je er zeker genoeg hebt — reken op twee tot drie doorgangen. De eerste en de laatste stappen van elke doorgang tellen niet mee: die zijn versnellend of afremmend.</w:t>
       </w:r>
     </w:p>
     <w:p>
@@ -1460,7 +1617,7 @@
         <w:rPr>
           <w:b/>
         </w:rPr>
-        <w:t xml:space="preserve">25. </w:t>
+        <w:t xml:space="preserve">28. </w:t>
       </w:r>
       <w:r>
         <w:t>Klik op ‘Stop’.</w:t>
@@ -1474,10 +1631,10 @@
         <w:rPr>
           <w:b/>
         </w:rPr>
-        <w:t xml:space="preserve">26. </w:t>
+        <w:t xml:space="preserve">29. </w:t>
       </w:r>
       <w:r>
-        <w:t>Herhaal voor de tweede conditie. Houd de snelheid gelijk; bij opvolging mag ze maximaal 5% afwijken van de baseline.</w:t>
+        <w:t>Voor conditie B: laat de deelnemer de schoenen uitdoen, leg de CMFO in de schoen en de pedar-zool daar bovenop, en herhaal stap 22 tot 28. Stel niet opnieuw nul. Houd de snelheid gelijk; bij opvolging mag ze maximaal 5% afwijken van de baselinemeting.</w:t>
       </w:r>
     </w:p>
     <w:p>
@@ -1500,7 +1657,7 @@
           <w:b/>
           <w:sz w:val="24"/>
         </w:rPr>
-        <w:t>7. De meting bekijken en de piekdruk aflezen</w:t>
+        <w:t>9. De meting bekijken en de piekdruk aflezen</w:t>
       </w:r>
     </w:p>
     <w:p>
@@ -1511,7 +1668,7 @@
         <w:rPr>
           <w:b/>
         </w:rPr>
-        <w:t xml:space="preserve">27. </w:t>
+        <w:t xml:space="preserve">30. </w:t>
       </w:r>
       <w:r>
         <w:t>Ga naar ‘Archive &amp; Analyse’ en open het bestand van deze meting. Het staat onder C:\Users\Public\Documents\Novel Studio\plidar_data\&lt;datum&gt;, met een naam als pedar_2026-09-10_09-23-18-577.plidar.</w:t>
@@ -1578,7 +1735,7 @@
         <w:rPr>
           <w:b/>
         </w:rPr>
-        <w:t xml:space="preserve">28. </w:t>
+        <w:t xml:space="preserve">31. </w:t>
       </w:r>
       <w:r>
         <w:t>Open ‘Chart controls’ en gebruik ‘Set Range’ of de tijdbalk om alleen het mid-gait deel te selecteren. ‘Fit All Data’ zet de weergave terug op de volledige meting.</w:t>
@@ -1698,7 +1855,7 @@
         <w:rPr>
           <w:b/>
         </w:rPr>
-        <w:t xml:space="preserve">29. </w:t>
+        <w:t xml:space="preserve">32. </w:t>
       </w:r>
       <w:r>
         <w:t>Klik links op ‘MPP’. Deze weergave toont per sensor de hoogste druk tijdens de meting. Daarop wordt de norm getoetst — niet op de MVP-weergave, die gemiddelden toont en dus lagere waarden geeft.</w:t>
@@ -1712,7 +1869,7 @@
         <w:rPr>
           <w:b/>
         </w:rPr>
-        <w:t xml:space="preserve">30. </w:t>
+        <w:t xml:space="preserve">33. </w:t>
       </w:r>
       <w:r>
         <w:t>Lees onderaan per voet af: Maximum force, Peak pressure, Average pressure en Loaded area. Noteer ze op het formulier.</w:t>
@@ -1726,7 +1883,7 @@
         <w:rPr>
           <w:b/>
         </w:rPr>
-        <w:t xml:space="preserve">31. </w:t>
+        <w:t xml:space="preserve">34. </w:t>
       </w:r>
       <w:r>
         <w:t>Noteer de drie hoogste piekdrukwaarden en waar op de voet ze liggen. Het palet is zo ingesteld dat alles wat de topkleur haalt op of boven de norm van 200 kPa ligt — je ziet dus in één oogopslag welke plekken eruit springen. Beschrijf de plaats met de regio-indeling van het protocol: hiel, mediale middenvoet, laterale middenvoet, metatarsaal 1, metatarsaal 2-3, metatarsaal 4-5, hallux, tenen 2-5.</w:t>
@@ -1740,10 +1897,10 @@
         <w:rPr>
           <w:b/>
         </w:rPr>
-        <w:t xml:space="preserve">32. </w:t>
+        <w:t xml:space="preserve">35. </w:t>
       </w:r>
       <w:r>
-        <w:t>Maak een schermafbeelding van het MPP-beeld, met de kleurenschaal zichtbaar, en plak die in de eCRF-Excel bij deze deelnemer en dit meetmoment. Zo ligt de beoordeling vast in beeld naast de cijfers.</w:t>
+        <w:t>Maak een schermafbeelding van het MPP-beeld, met de kleurenschaal zichtbaar, en plak die in de eCRF-Excel bij deze deelnemer en dit meetmoment. Gebruik Windows-toets + Shift + S, sleep een kader rond het voetbeeld én de kleurenschaal, en plak met Ctrl + V in de Excel. Zo ligt de beoordeling vast in beeld naast de cijfers.</w:t>
       </w:r>
     </w:p>
     <w:p>
@@ -1776,7 +1933,7 @@
           <w:b/>
           <w:sz w:val="24"/>
         </w:rPr>
-        <w:t>7b. Wachten, stilstaan of een misstap — wat telt er mee?</w:t>
+        <w:t>10. Wachten, stilstaan of een misstap — wat telt er mee?</w:t>
       </w:r>
     </w:p>
     <w:p>
@@ -1864,7 +2021,7 @@
           <w:b/>
           <w:sz w:val="24"/>
         </w:rPr>
-        <w:t>8. De kleurenschaal — de norm zichtbaar maken</w:t>
+        <w:t>11. De kleurenschaal — de norm zichtbaar maken</w:t>
       </w:r>
     </w:p>
     <w:p>
@@ -1938,7 +2095,7 @@
         <w:rPr>
           <w:b/>
         </w:rPr>
-        <w:t xml:space="preserve">33. </w:t>
+        <w:t xml:space="preserve">36. </w:t>
       </w:r>
       <w:r>
         <w:t>Open ‘Configure palette’ en zet het in op:</w:t>
@@ -1989,7 +2146,7 @@
         <w:rPr>
           <w:b/>
         </w:rPr>
-        <w:t xml:space="preserve">34. </w:t>
+        <w:t xml:space="preserve">37. </w:t>
       </w:r>
       <w:r>
         <w:t>Bewaar de instelling met ‘Save custom set’ en gebruik ‘Load custom set’ om hem op elke laptop te laden. Alle zes de centra werken met hetzelfde bestand.</w:t>
@@ -2015,7 +2172,7 @@
           <w:b/>
           <w:sz w:val="24"/>
         </w:rPr>
-        <w:t>9. Opslaan en afronden</w:t>
+        <w:t>12. Opslaan en afronden</w:t>
       </w:r>
     </w:p>
     <w:p>
@@ -2026,7 +2183,7 @@
         <w:rPr>
           <w:b/>
         </w:rPr>
-        <w:t xml:space="preserve">35. </w:t>
+        <w:t xml:space="preserve">38. </w:t>
       </w:r>
       <w:r>
         <w:t>Gebruik ‘Export as’ om de meting te exporteren.</w:t>
@@ -2040,7 +2197,7 @@
         <w:rPr>
           <w:b/>
         </w:rPr>
-        <w:t xml:space="preserve">36. </w:t>
+        <w:t xml:space="preserve">39. </w:t>
       </w:r>
       <w:r>
         <w:t>Noteer de bestandsnaam en de datum op eCRF 09 of 24, samen met de zoolcodes die je gebruikt hebt.</w:t>
@@ -2054,7 +2211,7 @@
         <w:rPr>
           <w:b/>
         </w:rPr>
-        <w:t xml:space="preserve">37. </w:t>
+        <w:t xml:space="preserve">40. </w:t>
       </w:r>
       <w:r>
         <w:t>Controleer dat de schermafbeelding van het MPP-beeld in de eCRF-Excel staat, bij de juiste deelnemer, het juiste meetmoment en de juiste conditie — zonder of met de zool.</w:t>
@@ -2068,7 +2225,7 @@
         <w:rPr>
           <w:b/>
         </w:rPr>
-        <w:t xml:space="preserve">38. </w:t>
+        <w:t xml:space="preserve">41. </w:t>
       </w:r>
       <w:r>
         <w:t>Neem de zolen uit de schoenen, veeg ze schoon en berg ze vlak op.</w:t>
@@ -2082,7 +2239,7 @@
         <w:rPr>
           <w:b/>
         </w:rPr>
-        <w:t xml:space="preserve">39. </w:t>
+        <w:t xml:space="preserve">42. </w:t>
       </w:r>
       <w:r>
         <w:t>Zet de toestellen aan de lader als de batterij laag staat.</w:t>
@@ -2098,7 +2255,7 @@
           <w:b/>
           <w:sz w:val="24"/>
         </w:rPr>
-        <w:t>10. Onderhoud en technische gegevens</w:t>
+        <w:t>13. Onderhoud en technische gegevens</w:t>
       </w:r>
     </w:p>
     <w:p>
@@ -2473,6 +2630,334 @@
       </w:r>
     </w:p>
     <w:p>
+      <w:pPr>
+        <w:keepNext/>
+        <w:spacing w:before="200" w:after="80"/>
+      </w:pPr>
+      <w:r>
+        <w:rPr>
+          <w:b/>
+          <w:sz w:val="24"/>
+        </w:rPr>
+        <w:t>14. Als er iets misloopt</w:t>
+      </w:r>
+    </w:p>
+    <w:tbl>
+      <w:tblPr>
+        <w:tblStyle w:val="TableGrid"/>
+        <w:tblW w:type="auto" w:w="0"/>
+        <w:jc w:val="left"/>
+        <w:tblLook w:firstColumn="1" w:firstRow="1" w:lastColumn="0" w:lastRow="0" w:noHBand="0" w:noVBand="1" w:val="04A0"/>
+      </w:tblPr>
+      <w:tblGrid>
+        <w:gridCol w:w="4536"/>
+        <w:gridCol w:w="4536"/>
+      </w:tblGrid>
+      <w:tr>
+        <w:tc>
+          <w:tcPr>
+            <w:tcW w:type="dxa" w:w="3288"/>
+          </w:tcPr>
+          <w:p>
+            <w:r/>
+            <w:r>
+              <w:rPr>
+                <w:b/>
+                <w:sz w:val="18"/>
+              </w:rPr>
+              <w:t>Wat je ziet</w:t>
+            </w:r>
+          </w:p>
+        </w:tc>
+        <w:tc>
+          <w:tcPr>
+            <w:tcW w:type="dxa" w:w="5783"/>
+          </w:tcPr>
+          <w:p>
+            <w:r/>
+            <w:r>
+              <w:rPr>
+                <w:b/>
+                <w:sz w:val="18"/>
+              </w:rPr>
+              <w:t>Wat je doet</w:t>
+            </w:r>
+          </w:p>
+        </w:tc>
+      </w:tr>
+      <w:tr>
+        <w:tc>
+          <w:tcPr>
+            <w:tcW w:type="dxa" w:w="3288"/>
+          </w:tcPr>
+          <w:p>
+            <w:r/>
+            <w:r>
+              <w:rPr>
+                <w:sz w:val="18"/>
+              </w:rPr>
+              <w:t>Een toestel verschijnt niet bij ‘Scan Wi-Fi’</w:t>
+            </w:r>
+          </w:p>
+        </w:tc>
+        <w:tc>
+          <w:tcPr>
+            <w:tcW w:type="dxa" w:w="5783"/>
+          </w:tcPr>
+          <w:p>
+            <w:r/>
+            <w:r>
+              <w:rPr>
+                <w:sz w:val="18"/>
+              </w:rPr>
+              <w:t>Staat de router aan? Staat de zender aan? Ben je binnen bereik? Scan opnieuw.</w:t>
+            </w:r>
+          </w:p>
+        </w:tc>
+      </w:tr>
+      <w:tr>
+        <w:tc>
+          <w:tcPr>
+            <w:tcW w:type="dxa" w:w="3288"/>
+          </w:tcPr>
+          <w:p>
+            <w:r/>
+            <w:r>
+              <w:rPr>
+                <w:sz w:val="18"/>
+              </w:rPr>
+              <w:t>Het toestel blijft op ‘Device lost’ staan</w:t>
+            </w:r>
+          </w:p>
+        </w:tc>
+        <w:tc>
+          <w:tcPr>
+            <w:tcW w:type="dxa" w:w="5783"/>
+          </w:tcPr>
+          <w:p>
+            <w:r/>
+            <w:r>
+              <w:rPr>
+                <w:sz w:val="18"/>
+              </w:rPr>
+              <w:t>Klik opnieuw op ‘Connect’. Helpt dat niet, zet de zender uit en weer aan.</w:t>
+            </w:r>
+          </w:p>
+        </w:tc>
+      </w:tr>
+      <w:tr>
+        <w:tc>
+          <w:tcPr>
+            <w:tcW w:type="dxa" w:w="3288"/>
+          </w:tcPr>
+          <w:p>
+            <w:r/>
+            <w:r>
+              <w:rPr>
+                <w:sz w:val="18"/>
+              </w:rPr>
+              <w:t>‘Not zeroed’ verdwijnt niet</w:t>
+            </w:r>
+          </w:p>
+        </w:tc>
+        <w:tc>
+          <w:tcPr>
+            <w:tcW w:type="dxa" w:w="5783"/>
+          </w:tcPr>
+          <w:p>
+            <w:r/>
+            <w:r>
+              <w:rPr>
+                <w:sz w:val="18"/>
+              </w:rPr>
+              <w:t>De zolen moeten volledig onbelast zijn: vlak op tafel, niets erop, en niet vastgehouden. Probeer opnieuw.</w:t>
+            </w:r>
+          </w:p>
+        </w:tc>
+      </w:tr>
+      <w:tr>
+        <w:tc>
+          <w:tcPr>
+            <w:tcW w:type="dxa" w:w="3288"/>
+          </w:tcPr>
+          <w:p>
+            <w:r/>
+            <w:r>
+              <w:rPr>
+                <w:sz w:val="18"/>
+              </w:rPr>
+              <w:t>Bij ‘Configuration’ staat geen of het verkeerde bestand</w:t>
+            </w:r>
+          </w:p>
+        </w:tc>
+        <w:tc>
+          <w:tcPr>
+            <w:tcW w:type="dxa" w:w="5783"/>
+          </w:tcPr>
+          <w:p>
+            <w:r/>
+            <w:r>
+              <w:rPr>
+                <w:sz w:val="18"/>
+              </w:rPr>
+              <w:t>Ga terug naar ‘Select config file’ en kies het bestand dat overeenkomt met het label op de zool. Meet niet verder tot dit klopt.</w:t>
+            </w:r>
+          </w:p>
+        </w:tc>
+      </w:tr>
+      <w:tr>
+        <w:tc>
+          <w:tcPr>
+            <w:tcW w:type="dxa" w:w="3288"/>
+          </w:tcPr>
+          <w:p>
+            <w:r/>
+            <w:r>
+              <w:rPr>
+                <w:sz w:val="18"/>
+              </w:rPr>
+              <w:t>Er staan minder dan 99 actieve cellen</w:t>
+            </w:r>
+          </w:p>
+        </w:tc>
+        <w:tc>
+          <w:tcPr>
+            <w:tcW w:type="dxa" w:w="5783"/>
+          </w:tcPr>
+          <w:p>
+            <w:r/>
+            <w:r>
+              <w:rPr>
+                <w:sz w:val="18"/>
+              </w:rPr>
+              <w:t>Er zijn sensorcellen uitgeschakeld. Meld dit en meet niet verder.</w:t>
+            </w:r>
+          </w:p>
+        </w:tc>
+      </w:tr>
+      <w:tr>
+        <w:tc>
+          <w:tcPr>
+            <w:tcW w:type="dxa" w:w="3288"/>
+          </w:tcPr>
+          <w:p>
+            <w:r/>
+            <w:r>
+              <w:rPr>
+                <w:sz w:val="18"/>
+              </w:rPr>
+              <w:t>Het beeld toont maar één voet</w:t>
+            </w:r>
+          </w:p>
+        </w:tc>
+        <w:tc>
+          <w:tcPr>
+            <w:tcW w:type="dxa" w:w="5783"/>
+          </w:tcPr>
+          <w:p>
+            <w:r/>
+            <w:r>
+              <w:rPr>
+                <w:sz w:val="18"/>
+              </w:rPr>
+              <w:t>Controleer de connector tussen zool en zender, en of beide toestellen op ‘Ready’ staan.</w:t>
+            </w:r>
+          </w:p>
+        </w:tc>
+      </w:tr>
+      <w:tr>
+        <w:tc>
+          <w:tcPr>
+            <w:tcW w:type="dxa" w:w="3288"/>
+          </w:tcPr>
+          <w:p>
+            <w:r/>
+            <w:r>
+              <w:rPr>
+                <w:sz w:val="18"/>
+              </w:rPr>
+              <w:t>Minder dan 12 bruikbare stappen per voet</w:t>
+            </w:r>
+          </w:p>
+        </w:tc>
+        <w:tc>
+          <w:tcPr>
+            <w:tcW w:type="dxa" w:w="5783"/>
+          </w:tcPr>
+          <w:p>
+            <w:r/>
+            <w:r>
+              <w:rPr>
+                <w:sz w:val="18"/>
+              </w:rPr>
+              <w:t>Laat de deelnemer nog een doorgang lopen en meet opnieuw.</w:t>
+            </w:r>
+          </w:p>
+        </w:tc>
+      </w:tr>
+      <w:tr>
+        <w:tc>
+          <w:tcPr>
+            <w:tcW w:type="dxa" w:w="3288"/>
+          </w:tcPr>
+          <w:p>
+            <w:r/>
+            <w:r>
+              <w:rPr>
+                <w:sz w:val="18"/>
+              </w:rPr>
+              <w:t>De batterij valt uit tijdens de meting</w:t>
+            </w:r>
+          </w:p>
+        </w:tc>
+        <w:tc>
+          <w:tcPr>
+            <w:tcW w:type="dxa" w:w="5783"/>
+          </w:tcPr>
+          <w:p>
+            <w:r/>
+            <w:r>
+              <w:rPr>
+                <w:sz w:val="18"/>
+              </w:rPr>
+              <w:t>De meting is onbruikbaar. Laad op, stel opnieuw nul en begin de conditie opnieuw.</w:t>
+            </w:r>
+          </w:p>
+        </w:tc>
+      </w:tr>
+      <w:tr>
+        <w:tc>
+          <w:tcPr>
+            <w:tcW w:type="dxa" w:w="3288"/>
+          </w:tcPr>
+          <w:p>
+            <w:r/>
+            <w:r>
+              <w:rPr>
+                <w:sz w:val="18"/>
+              </w:rPr>
+              <w:t>De deelnemer bleef halverwege staan</w:t>
+            </w:r>
+          </w:p>
+        </w:tc>
+        <w:tc>
+          <w:tcPr>
+            <w:tcW w:type="dxa" w:w="5783"/>
+          </w:tcPr>
+          <w:p>
+            <w:r/>
+            <w:r>
+              <w:rPr>
+                <w:sz w:val="18"/>
+              </w:rPr>
+              <w:t>Voor de norm geen probleem: MPP verandert er niet door. Wil je de gemiddelden gebruiken, bakent ‘Set Range’ het wandeldeel af — zie hoofdstuk 10.</w:t>
+            </w:r>
+          </w:p>
+        </w:tc>
+      </w:tr>
+    </w:tbl>
+    <w:p/>
+    <w:p>
       <w:r>
         <w:br w:type="page"/>
       </w:r>

--- a/(e)CRF/Per nummer/09b_Werkinstructie drukmeting (SOP Novel pedar).docx
+++ b/(e)CRF/Per nummer/09b_Werkinstructie drukmeting (SOP Novel pedar).docx
@@ -130,7 +130,7 @@
           <w:b/>
           <w:sz w:val="18"/>
         </w:rPr>
-        <w:t>Figure 1: De router op de rand van het looppad</w:t>
+        <w:t>Figure 1: De router naast het looppad van tien meter</w:t>
       </w:r>
     </w:p>
     <w:p>
@@ -852,7 +852,7 @@
         <w:t xml:space="preserve">8. </w:t>
       </w:r>
       <w:r>
-        <w:t>Zet beide zenders aan met de knop bovenaan. Ze verschijnen daarna vanzelf in de balk onderaan novel studio, met hun naam en batterijpercentage.</w:t>
+        <w:t>Zet beide zenders aan met de knop bovenaan.</w:t>
       </w:r>
     </w:p>
     <w:p>
@@ -1080,6 +1080,19 @@
     </w:p>
     <w:p>
       <w:pPr>
+        <w:ind w:left="340"/>
+      </w:pPr>
+      <w:r>
+        <w:rPr>
+          <w:b w:val="0"/>
+          <w:i/>
+          <w:sz w:val="20"/>
+        </w:rPr>
+        <w:t>Pas als een toestel verbonden is, verschijnt het in de balk onderaan het scherm, met zijn naam en batterijpercentage. Staan ze daar allebei, dan is de verbinding in orde.</w:t>
+      </w:r>
+    </w:p>
+    <w:p>
+      <w:pPr>
         <w:keepNext/>
         <w:spacing w:before="200" w:after="80"/>
       </w:pPr>
@@ -1183,7 +1196,20 @@
         <w:t xml:space="preserve">14. </w:t>
       </w:r>
       <w:r>
-        <w:t>Controleer dat het vinkje op hetzelfde bestand staat in beide kolommen: ‘Configuration files on your device’ en ‘Configuration files on your computer’.</w:t>
+        <w:t>Het scherm toont twee kolommen: links de bestanden die op het toestel staan, rechts die op de computer. Zet het vinkje links, bij het bestand op het toestel — dat is wat de meting gebruikt.</w:t>
+      </w:r>
+    </w:p>
+    <w:p>
+      <w:pPr>
+        <w:ind w:left="340"/>
+      </w:pPr>
+      <w:r>
+        <w:rPr>
+          <w:b w:val="0"/>
+          <w:i/>
+          <w:sz w:val="20"/>
+        </w:rPr>
+        <w:t>Staat het bestand rechts niet in de lijst, dan is dat geen probleem voor de meting. Wil je het toch op de computer hebben, gebruik dan ‘Pick configuration file’ of ‘Import config file’. Niet elke laptop heeft alle vijf de configuraties lokaal staan.</w:t>
       </w:r>
     </w:p>
     <w:p>
@@ -1644,7 +1670,7 @@
           <w:i/>
           <w:sz w:val="20"/>
         </w:rPr>
-        <w:t>Op visite 1 worden drie metingen per voet gedaan, links en rechts apart, waaruit één gemiddeld piekdrukbeeld volgt.</w:t>
+        <w:t>Op visite 1 worden drie metingen gedaan. Links en rechts worden tegelijk opgenomen — er zit immers in elke schoen een zool — en per voet apart uitgelezen, waaruit één gemiddeld piekdrukbeeld per voet volgt.</w:t>
       </w:r>
     </w:p>
     <w:p>
@@ -1751,7 +1777,7 @@
           <w:b/>
           <w:sz w:val="18"/>
         </w:rPr>
-        <w:t>Figure 9: MVP — de gemiddelde drukverdeling over de selectie</w:t>
+        <w:t>Figure 9: MVP O — de gemiddelde drukverdeling; let op de veel lagere waarden</w:t>
       </w:r>
     </w:p>
     <w:p>
@@ -1970,7 +1996,16 @@
         <w:ind w:left="680"/>
       </w:pPr>
       <w:r>
-        <w:t>MVP O — over álle frames, ook de frames zonder enige druk. Dit geeft de laagste waarden, en een pauze drukt ze verder omlaag.</w:t>
+        <w:t>MVP O — over álle frames, ook die zonder enige druk. Dit geeft de laagste waarden, en een pauze drukt ze verder omlaag.</w:t>
+      </w:r>
+    </w:p>
+    <w:p>
+      <w:pPr>
+        <w:pStyle w:val="ListBullet"/>
+        <w:ind w:left="680"/>
+      </w:pPr>
+      <w:r>
+        <w:t>MVP LC — alleen over geladen frames én geladen sensoren; nulwaarden tellen helemaal niet mee.</w:t>
       </w:r>
     </w:p>
     <w:p>
@@ -1984,11 +2019,15 @@
     </w:p>
     <w:p>
       <w:pPr>
-        <w:pStyle w:val="ListBullet"/>
-        <w:ind w:left="680"/>
+        <w:ind w:left="340"/>
       </w:pPr>
       <w:r>
-        <w:t>MVP LC — alleen over geladen frames én geladen sensoren; nulwaarden tellen helemaal niet mee.</w:t>
+        <w:rPr>
+          <w:b w:val="0"/>
+          <w:i/>
+          <w:sz w:val="20"/>
+        </w:rPr>
+        <w:t>De drie staan in die volgorde als tabbladen links in Archive &amp; Analyse, onder MPP.</w:t>
       </w:r>
     </w:p>
     <w:p>
@@ -2800,7 +2839,37 @@
               <w:rPr>
                 <w:sz w:val="18"/>
               </w:rPr>
-              <w:t>Ga terug naar ‘Select config file’ en kies het bestand dat overeenkomt met het label op de zool. Meet niet verder tot dit klopt.</w:t>
+              <w:t>Ga terug naar ‘Select config file’ en kies links, in de kolom van het toestel, het bestand dat overeenkomt met het label op de zool. Meet niet verder tot dit klopt.</w:t>
+            </w:r>
+          </w:p>
+        </w:tc>
+      </w:tr>
+      <w:tr>
+        <w:tc>
+          <w:tcPr>
+            <w:tcW w:type="dxa" w:w="3288"/>
+          </w:tcPr>
+          <w:p>
+            <w:r/>
+            <w:r>
+              <w:rPr>
+                <w:sz w:val="18"/>
+              </w:rPr>
+              <w:t>Het configuratiebestand staat niet in de rechterkolom</w:t>
+            </w:r>
+          </w:p>
+        </w:tc>
+        <w:tc>
+          <w:tcPr>
+            <w:tcW w:type="dxa" w:w="5783"/>
+          </w:tcPr>
+          <w:p>
+            <w:r/>
+            <w:r>
+              <w:rPr>
+                <w:sz w:val="18"/>
+              </w:rPr>
+              <w:t>Dat hindert de meting niet — de linkerkolom telt. Wil je het bestand toch lokaal, gebruik dan ‘Pick configuration file’ of ‘Import config file’.</w:t>
             </w:r>
           </w:p>
         </w:tc>
@@ -2920,7 +2989,7 @@
               <w:rPr>
                 <w:sz w:val="18"/>
               </w:rPr>
-              <w:t>De meting is onbruikbaar. Laad op, stel opnieuw nul en begin de conditie opnieuw.</w:t>
+              <w:t>De meting is onbruikbaar. Laad op en stel opnieuw nul — en doe dan béide condities over, want na een nieuwe nulstelling staan ze niet meer op dezelfde nullijn.</w:t>
             </w:r>
           </w:p>
         </w:tc>
@@ -3066,7 +3135,7 @@
         <w:t xml:space="preserve">6. </w:t>
       </w:r>
       <w:r>
-        <w:t>Wat te doen bij minder dan 12 bruikbare mid-gait stappen, of bij een deelnemer die de 10 meter niet in één keer haalt.</w:t>
+        <w:t>Wat te doen als het ook na herhalen niet lukt: een deelnemer die de tien meter niet aan één stuk haalt, of die na drie doorgangen nog geen 12 bruikbare stappen per voet levert. Meten met minder, of noteren als niet meetbaar?</w:t>
       </w:r>
     </w:p>
     <w:sectPr>

--- a/(e)CRF/Per nummer/09b_Werkinstructie drukmeting (SOP Novel pedar).docx
+++ b/(e)CRF/Per nummer/09b_Werkinstructie drukmeting (SOP Novel pedar).docx
@@ -2051,6 +2051,16 @@
       </w:r>
     </w:p>
     <w:p>
+      <w:r>
+        <w:rPr>
+          <w:b w:val="0"/>
+          <w:i w:val="0"/>
+          <w:sz w:val="20"/>
+        </w:rPr>
+        <w:t>Lukt het aan de stoel niet, meet dan gewoon door. Het studieteam kan de frames achteraf uit het bestand knippen — zie hoofdstuk 13. Herhaal de doorgang alleen als de deelnemer zó lang stilstond dat er te weinig stappen overblijven.</w:t>
+      </w:r>
+    </w:p>
+    <w:p>
       <w:pPr>
         <w:keepNext/>
         <w:spacing w:before="200" w:after="80"/>
@@ -2294,7 +2304,227 @@
           <w:b/>
           <w:sz w:val="24"/>
         </w:rPr>
-        <w:t>13. Onderhoud en technische gegevens</w:t>
+        <w:t>13. Wat er daarna met de meting gebeurt</w:t>
+      </w:r>
+    </w:p>
+    <w:p>
+      <w:r>
+        <w:rPr>
+          <w:b w:val="0"/>
+          <w:i w:val="0"/>
+          <w:sz w:val="20"/>
+        </w:rPr>
+        <w:t>Novel studio meet en toont; het rekent niet per regio. Wat jij aan de stoel aflezt op het palet is de klinische beslissing van dat moment — daar hoef je niets meer aan te doen. De analyse per anatomische regio gebeurt nadien, centraal, door het studieteam.</w:t>
+      </w:r>
+    </w:p>
+    <w:p>
+      <w:r>
+        <w:rPr>
+          <w:b/>
+          <w:i w:val="0"/>
+          <w:sz w:val="20"/>
+        </w:rPr>
+        <w:t>Dat gebeurt in de novel database, met programma's die op hetzelfde pedar-bestand werken dat jij exporteert:</w:t>
+      </w:r>
+    </w:p>
+    <w:tbl>
+      <w:tblPr>
+        <w:tblStyle w:val="TableGrid"/>
+        <w:tblW w:type="auto" w:w="0"/>
+        <w:jc w:val="left"/>
+        <w:tblLook w:firstColumn="1" w:firstRow="1" w:lastColumn="0" w:lastRow="0" w:noHBand="0" w:noVBand="1" w:val="04A0"/>
+      </w:tblPr>
+      <w:tblGrid>
+        <w:gridCol w:w="4536"/>
+        <w:gridCol w:w="4536"/>
+      </w:tblGrid>
+      <w:tr>
+        <w:tc>
+          <w:tcPr>
+            <w:tcW w:type="dxa" w:w="2551"/>
+          </w:tcPr>
+          <w:p>
+            <w:r/>
+            <w:r>
+              <w:rPr>
+                <w:b/>
+                <w:sz w:val="18"/>
+              </w:rPr>
+              <w:t>Programma</w:t>
+            </w:r>
+          </w:p>
+        </w:tc>
+        <w:tc>
+          <w:tcPr>
+            <w:tcW w:type="dxa" w:w="6236"/>
+          </w:tcPr>
+          <w:p>
+            <w:r/>
+            <w:r>
+              <w:rPr>
+                <w:b/>
+                <w:sz w:val="18"/>
+              </w:rPr>
+              <w:t>Wat het met jouw bestand doet</w:t>
+            </w:r>
+          </w:p>
+        </w:tc>
+      </w:tr>
+      <w:tr>
+        <w:tc>
+          <w:tcPr>
+            <w:tcW w:type="dxa" w:w="2551"/>
+          </w:tcPr>
+          <w:p>
+            <w:r/>
+            <w:r>
+              <w:rPr>
+                <w:sz w:val="18"/>
+              </w:rPr>
+              <w:t>creation of any and</w:t>
+              <w:br/>
+              <w:t>percent masks</w:t>
+            </w:r>
+          </w:p>
+        </w:tc>
+        <w:tc>
+          <w:tcPr>
+            <w:tcW w:type="dxa" w:w="6236"/>
+          </w:tcPr>
+          <w:p>
+            <w:r/>
+            <w:r>
+              <w:rPr>
+                <w:sz w:val="18"/>
+              </w:rPr>
+              <w:t>Tekent de acht regio's van het protocol één keer als masker op de zool</w:t>
+            </w:r>
+          </w:p>
+        </w:tc>
+      </w:tr>
+      <w:tr>
+        <w:tc>
+          <w:tcPr>
+            <w:tcW w:type="dxa" w:w="2551"/>
+          </w:tcPr>
+          <w:p>
+            <w:r/>
+            <w:r>
+              <w:rPr>
+                <w:sz w:val="18"/>
+              </w:rPr>
+              <w:t>multimask evaluation</w:t>
+            </w:r>
+          </w:p>
+        </w:tc>
+        <w:tc>
+          <w:tcPr>
+            <w:tcW w:type="dxa" w:w="6236"/>
+          </w:tcPr>
+          <w:p>
+            <w:r/>
+            <w:r>
+              <w:rPr>
+                <w:sz w:val="18"/>
+              </w:rPr>
+              <w:t>Rekent de piekdruk per regio uit voor één meting</w:t>
+            </w:r>
+          </w:p>
+        </w:tc>
+      </w:tr>
+      <w:tr>
+        <w:tc>
+          <w:tcPr>
+            <w:tcW w:type="dxa" w:w="2551"/>
+          </w:tcPr>
+          <w:p>
+            <w:r/>
+            <w:r>
+              <w:rPr>
+                <w:sz w:val="18"/>
+              </w:rPr>
+              <w:t>groupmask evaluation</w:t>
+            </w:r>
+          </w:p>
+        </w:tc>
+        <w:tc>
+          <w:tcPr>
+            <w:tcW w:type="dxa" w:w="6236"/>
+          </w:tcPr>
+          <w:p>
+            <w:r/>
+            <w:r>
+              <w:rPr>
+                <w:sz w:val="18"/>
+              </w:rPr>
+              <w:t>Doet hetzelfde over alle metingen van de studie tegelijk</w:t>
+            </w:r>
+          </w:p>
+        </w:tc>
+      </w:tr>
+      <w:tr>
+        <w:tc>
+          <w:tcPr>
+            <w:tcW w:type="dxa" w:w="2551"/>
+          </w:tcPr>
+          <w:p>
+            <w:r/>
+            <w:r>
+              <w:rPr>
+                <w:sz w:val="18"/>
+              </w:rPr>
+              <w:t>file master</w:t>
+            </w:r>
+          </w:p>
+        </w:tc>
+        <w:tc>
+          <w:tcPr>
+            <w:tcW w:type="dxa" w:w="6236"/>
+          </w:tcPr>
+          <w:p>
+            <w:r/>
+            <w:r>
+              <w:rPr>
+                <w:sz w:val="18"/>
+              </w:rPr>
+              <w:t>Knipt frames weg tussen twee markers — hiermee gaat een pauze of een misstap er alsnog uit</w:t>
+            </w:r>
+          </w:p>
+        </w:tc>
+      </w:tr>
+    </w:tbl>
+    <w:p/>
+    <w:p>
+      <w:r>
+        <w:rPr>
+          <w:b/>
+          <w:i w:val="0"/>
+          <w:sz w:val="20"/>
+        </w:rPr>
+        <w:t>Daarom is het exportbestand geen bijzaak: het is de eigenlijke meetdata. De schermafbeelding in de eCRF-Excel legt jouw beoordeling vast, het bestand legt de meting vast. Beide zijn nodig.</w:t>
+      </w:r>
+    </w:p>
+    <w:p>
+      <w:r>
+        <w:rPr>
+          <w:b w:val="0"/>
+          <w:i w:val="0"/>
+          <w:sz w:val="20"/>
+        </w:rPr>
+        <w:t>Bewaar het bestand tot het studieteam bevestigt dat het goed is aangekomen. Verwijder nooit een meting van de laptop op eigen initiatief.</w:t>
+      </w:r>
+    </w:p>
+    <w:p>
+      <w:pPr>
+        <w:keepNext/>
+        <w:spacing w:before="200" w:after="80"/>
+      </w:pPr>
+      <w:r>
+        <w:rPr>
+          <w:b/>
+          <w:sz w:val="24"/>
+        </w:rPr>
+        <w:t>14. Onderhoud en technische gegevens</w:t>
       </w:r>
     </w:p>
     <w:p>
@@ -2678,7 +2908,7 @@
           <w:b/>
           <w:sz w:val="24"/>
         </w:rPr>
-        <w:t>14. Als er iets misloopt</w:t>
+        <w:t>15. Als er iets misloopt</w:t>
       </w:r>
     </w:p>
     <w:tbl>
@@ -3019,7 +3249,7 @@
               <w:rPr>
                 <w:sz w:val="18"/>
               </w:rPr>
-              <w:t>Voor de norm geen probleem: MPP verandert er niet door. Wil je de gemiddelden gebruiken, bakent ‘Set Range’ het wandeldeel af — zie hoofdstuk 10.</w:t>
+              <w:t>Voor de norm geen probleem: MPP verandert er niet door. Wil je de gemiddelden gebruiken, bakent ‘Set Range’ het wandeldeel af — zie hoofdstuk 10. Lukt dat niet, dan knipt het studieteam de frames er achteraf uit.</w:t>
             </w:r>
           </w:p>
         </w:tc>
@@ -3065,7 +3295,7 @@
         <w:t xml:space="preserve">1. </w:t>
       </w:r>
       <w:r>
-        <w:t>De segmentatie in acht regio’s. Het protocol vraagt piekdruk per anatomische regio, maar novel studio kan de zool niet verdelen. De werkwijze in deze instructie — aflezen op het palet en een schermafbeelding bewaren — is een tussenoplossing. Vast te leggen blijft waar en hoe de segmentatie uiteindelijk gebeurt, en of de afgelezen waarden dan opnieuw berekend moeten worden.</w:t>
+        <w:t>Het masker met de acht regio’s. De programma’s bestaan (hoofdstuk 13), maar het masker zelf is nog niet getekend. Vast te leggen: wie het tekent, op welke referentiezool, en of de acht regio’s van het protocol als percentage van de zoollengte vastliggen of per deelnemer bijgesteld worden.</w:t>
       </w:r>
     </w:p>
     <w:p>
@@ -3079,7 +3309,7 @@
         <w:t xml:space="preserve">2. </w:t>
       </w:r>
       <w:r>
-        <w:t>Of ‘Set Range’ de waarden herberekent of alleen de grafiek inzoomt. Te toetsen tijdens de droogloop, met één opname die twee keer wordt afgelezen.</w:t>
+        <w:t>Of de waarden die de clinicus op het palet aflas achteraf vervangen worden door de maskerwaarden, of dat beide bewaard blijven — de ene als klinische beslissing, de andere als analysedata.</w:t>
       </w:r>
     </w:p>
     <w:p>
@@ -3093,7 +3323,7 @@
         <w:t xml:space="preserve">3. </w:t>
       </w:r>
       <w:r>
-        <w:t>Welke MVP-weergave het studieteam wil voor de secundaire analyses: MVP O, LF of LC. Voor de norm maakt het niet uit, want die gaat op MPP.</w:t>
+        <w:t>Of ‘Set Range’ de waarden herberekent of alleen de grafiek inzoomt. Te toetsen tijdens de droogloop, met één opname die twee keer wordt afgelezen.</w:t>
       </w:r>
     </w:p>
     <w:p>
@@ -3107,7 +3337,7 @@
         <w:t xml:space="preserve">4. </w:t>
       </w:r>
       <w:r>
-        <w:t>Minimum batterijniveau om aan een meting te beginnen.</w:t>
+        <w:t>Welke MVP-weergave het studieteam wil voor de secundaire analyses: MVP O, LF of LC. Voor de norm maakt het niet uit, want die gaat op MPP.</w:t>
       </w:r>
     </w:p>
     <w:p>
@@ -3121,6 +3351,20 @@
         <w:t xml:space="preserve">5. </w:t>
       </w:r>
       <w:r>
+        <w:t>Minimum batterijniveau om aan een meting te beginnen.</w:t>
+      </w:r>
+    </w:p>
+    <w:p>
+      <w:pPr>
+        <w:ind w:left="397" w:hanging="397"/>
+      </w:pPr>
+      <w:r>
+        <w:rPr>
+          <w:b/>
+        </w:rPr>
+        <w:t xml:space="preserve">6. </w:t>
+      </w:r>
+      <w:r>
         <w:t>Exportformaat en bestandsnaamgeving, en langs welke weg de meting en de schermafbeeldingen bij het onderzoeksteam raken. Hangt samen met de beslissing over de formulierenroute.</w:t>
       </w:r>
     </w:p>
@@ -3132,7 +3376,21 @@
         <w:rPr>
           <w:b/>
         </w:rPr>
-        <w:t xml:space="preserve">6. </w:t>
+        <w:t xml:space="preserve">7. </w:t>
+      </w:r>
+      <w:r>
+        <w:t>Waar de novel database staat en wie ze beheert. Ze is geïnstalleerd op de onderzoekslaptop maar nog niet aangemaakt. Vast te leggen: één centrale database of één per centrum, welke identificatie in het veld Persons komt — uitsluitend de deelnemerscode — en hoe de back-up loopt.</w:t>
+      </w:r>
+    </w:p>
+    <w:p>
+      <w:pPr>
+        <w:ind w:left="397" w:hanging="397"/>
+      </w:pPr>
+      <w:r>
+        <w:rPr>
+          <w:b/>
+        </w:rPr>
+        <w:t xml:space="preserve">8. </w:t>
       </w:r>
       <w:r>
         <w:t>Wat te doen als het ook na herhalen niet lukt: een deelnemer die de tien meter niet aan één stuk haalt, of die na drie doorgangen nog geen 12 bruikbare stappen per voet levert. Meten met minder, of noteren als niet meetbaar?</w:t>
